--- a/Prog-Part-one-Poe-ST10474357.docx
+++ b/Prog-Part-one-Poe-ST10474357.docx
@@ -91,6 +91,9 @@
     <w:p/>
     <w:p>
       <w:r>
+        <w:rPr>
+          <w:noProof/>
+        </w:rPr>
         <w:lastRenderedPageBreak/>
         <w:drawing>
           <wp:inline distT="0" distB="0" distL="0" distR="0" wp14:anchorId="105A3A43" wp14:editId="7079E551">
@@ -162,6 +165,29 @@
       </w:r>
     </w:p>
     <w:p/>
+    <w:p>
+      <w:pPr>
+        <w:rPr>
+          <w:b/>
+          <w:bCs/>
+        </w:rPr>
+      </w:pPr>
+    </w:p>
+    <w:p>
+      <w:pPr>
+        <w:rPr>
+          <w:b/>
+          <w:bCs/>
+        </w:rPr>
+      </w:pPr>
+      <w:r>
+        <w:rPr>
+          <w:b/>
+          <w:bCs/>
+        </w:rPr>
+        <w:t>Authentication</w:t>
+      </w:r>
+    </w:p>
     <w:p/>
     <w:tbl>
       <w:tblPr>
@@ -177,7 +203,7 @@
         <w:gridCol w:w="1152"/>
         <w:gridCol w:w="1705"/>
         <w:gridCol w:w="1452"/>
-        <w:gridCol w:w="2100"/>
+        <w:gridCol w:w="2140"/>
       </w:tblGrid>
       <w:tr>
         <w:tc>
@@ -248,6 +274,9 @@
             <w:r>
               <w:t>Unexpected responses</w:t>
             </w:r>
+            <w:r>
+              <w:t>(Failure)</w:t>
+            </w:r>
           </w:p>
         </w:tc>
       </w:tr>
@@ -378,19 +407,41 @@
             <w:r>
               <w:t>{email, Password</w:t>
             </w:r>
+            <w:r>
+              <w:t>}</w:t>
+            </w:r>
           </w:p>
         </w:tc>
         <w:tc>
           <w:tcPr>
             <w:tcW w:w="1428" w:type="dxa"/>
           </w:tcPr>
+          <w:p>
+            <w:r>
+              <w:t>201 Access Granted,</w:t>
+            </w:r>
+          </w:p>
+          <w:p>
+            <w:r>
+              <w:t>201 Registration successful</w:t>
+            </w:r>
+          </w:p>
+        </w:tc>
+        <w:tc>
+          <w:tcPr>
+            <w:tcW w:w="2486" w:type="dxa"/>
+          </w:tcPr>
+          <w:p>
+            <w:r>
+              <w:t xml:space="preserve">404:No user found </w:t>
+            </w:r>
+          </w:p>
           <w:p/>
-        </w:tc>
-        <w:tc>
-          <w:tcPr>
-            <w:tcW w:w="2486" w:type="dxa"/>
-          </w:tcPr>
-          <w:p/>
+          <w:p>
+            <w:r>
+              <w:t xml:space="preserve">401:Unauthorized </w:t>
+            </w:r>
+          </w:p>
         </w:tc>
       </w:tr>
       <w:tr>
@@ -398,46 +449,289 @@
           <w:tcPr>
             <w:tcW w:w="994" w:type="dxa"/>
           </w:tcPr>
+          <w:p>
+            <w:r>
+              <w:t xml:space="preserve">Get </w:t>
+            </w:r>
+          </w:p>
+        </w:tc>
+        <w:tc>
+          <w:tcPr>
+            <w:tcW w:w="1958" w:type="dxa"/>
+          </w:tcPr>
+          <w:p>
+            <w:r>
+              <w:t>/api/auth/register</w:t>
+            </w:r>
+          </w:p>
+        </w:tc>
+        <w:tc>
+          <w:tcPr>
+            <w:tcW w:w="1396" w:type="dxa"/>
+          </w:tcPr>
+          <w:p>
+            <w:r>
+              <w:t>Retrieves user details to see if stored in the database</w:t>
+            </w:r>
+          </w:p>
+        </w:tc>
+        <w:tc>
+          <w:tcPr>
+            <w:tcW w:w="1134" w:type="dxa"/>
+          </w:tcPr>
+          <w:p>
+            <w:r>
+              <w:t>None</w:t>
+            </w:r>
+          </w:p>
+        </w:tc>
+        <w:tc>
+          <w:tcPr>
+            <w:tcW w:w="1677" w:type="dxa"/>
+          </w:tcPr>
+          <w:p>
+            <w:r>
+              <w:t>{UserName, UserSurname, Password, Role}</w:t>
+            </w:r>
+          </w:p>
+        </w:tc>
+        <w:tc>
+          <w:tcPr>
+            <w:tcW w:w="1428" w:type="dxa"/>
+          </w:tcPr>
+          <w:p>
+            <w:r>
+              <w:t xml:space="preserve">201 User Found </w:t>
+            </w:r>
+          </w:p>
+        </w:tc>
+        <w:tc>
+          <w:tcPr>
+            <w:tcW w:w="2486" w:type="dxa"/>
+          </w:tcPr>
+          <w:p>
+            <w:r>
+              <w:t>404: Not Found</w:t>
+            </w:r>
+          </w:p>
           <w:p/>
-        </w:tc>
-        <w:tc>
-          <w:tcPr>
-            <w:tcW w:w="1958" w:type="dxa"/>
-          </w:tcPr>
-          <w:p/>
-        </w:tc>
-        <w:tc>
-          <w:tcPr>
-            <w:tcW w:w="1396" w:type="dxa"/>
-          </w:tcPr>
-          <w:p/>
-        </w:tc>
-        <w:tc>
-          <w:tcPr>
-            <w:tcW w:w="1134" w:type="dxa"/>
-          </w:tcPr>
-          <w:p/>
-        </w:tc>
-        <w:tc>
-          <w:tcPr>
-            <w:tcW w:w="1677" w:type="dxa"/>
-          </w:tcPr>
-          <w:p/>
-        </w:tc>
-        <w:tc>
-          <w:tcPr>
-            <w:tcW w:w="1428" w:type="dxa"/>
-          </w:tcPr>
-          <w:p/>
-        </w:tc>
-        <w:tc>
-          <w:tcPr>
-            <w:tcW w:w="2486" w:type="dxa"/>
-          </w:tcPr>
-          <w:p/>
+          <w:p>
+            <w:r>
+              <w:t>401: Access denied</w:t>
+            </w:r>
+          </w:p>
         </w:tc>
       </w:tr>
     </w:tbl>
+    <w:p/>
+    <w:p/>
+    <w:p>
+      <w:pPr>
+        <w:rPr>
+          <w:b/>
+          <w:bCs/>
+        </w:rPr>
+      </w:pPr>
+      <w:r>
+        <w:rPr>
+          <w:b/>
+          <w:bCs/>
+        </w:rPr>
+        <w:t>User Profile</w:t>
+      </w:r>
+    </w:p>
+    <w:tbl>
+      <w:tblPr>
+        <w:tblStyle w:val="TableGrid"/>
+        <w:tblW w:w="10859" w:type="dxa"/>
+        <w:tblInd w:w="-941" w:type="dxa"/>
+        <w:tblLook w:val="04A0" w:firstRow="1" w:lastRow="0" w:firstColumn="1" w:lastColumn="0" w:noHBand="0" w:noVBand="1"/>
+      </w:tblPr>
+      <w:tblGrid>
+        <w:gridCol w:w="1262"/>
+        <w:gridCol w:w="1085"/>
+        <w:gridCol w:w="1692"/>
+        <w:gridCol w:w="1403"/>
+        <w:gridCol w:w="1327"/>
+        <w:gridCol w:w="1431"/>
+        <w:gridCol w:w="2659"/>
+      </w:tblGrid>
+      <w:tr>
+        <w:trPr>
+          <w:trHeight w:val="1063"/>
+        </w:trPr>
+        <w:tc>
+          <w:tcPr>
+            <w:tcW w:w="1262" w:type="dxa"/>
+          </w:tcPr>
+          <w:p>
+            <w:r>
+              <w:lastRenderedPageBreak/>
+              <w:t xml:space="preserve">Method </w:t>
+            </w:r>
+          </w:p>
+        </w:tc>
+        <w:tc>
+          <w:tcPr>
+            <w:tcW w:w="1085" w:type="dxa"/>
+          </w:tcPr>
+          <w:p>
+            <w:r>
+              <w:t>Route</w:t>
+            </w:r>
+          </w:p>
+        </w:tc>
+        <w:tc>
+          <w:tcPr>
+            <w:tcW w:w="1692" w:type="dxa"/>
+          </w:tcPr>
+          <w:p>
+            <w:r>
+              <w:t>Description</w:t>
+            </w:r>
+          </w:p>
+        </w:tc>
+        <w:tc>
+          <w:tcPr>
+            <w:tcW w:w="1403" w:type="dxa"/>
+          </w:tcPr>
+          <w:p>
+            <w:r>
+              <w:t>Role Required</w:t>
+            </w:r>
+          </w:p>
+        </w:tc>
+        <w:tc>
+          <w:tcPr>
+            <w:tcW w:w="1327" w:type="dxa"/>
+          </w:tcPr>
+          <w:p>
+            <w:r>
+              <w:t>Request body</w:t>
+            </w:r>
+          </w:p>
+        </w:tc>
+        <w:tc>
+          <w:tcPr>
+            <w:tcW w:w="1431" w:type="dxa"/>
+          </w:tcPr>
+          <w:p>
+            <w:r>
+              <w:t>Expected response</w:t>
+            </w:r>
+          </w:p>
+        </w:tc>
+        <w:tc>
+          <w:tcPr>
+            <w:tcW w:w="2659" w:type="dxa"/>
+          </w:tcPr>
+          <w:p>
+            <w:r>
+              <w:t>Unexpected responses(Failure)</w:t>
+            </w:r>
+          </w:p>
+        </w:tc>
+      </w:tr>
+      <w:tr>
+        <w:trPr>
+          <w:trHeight w:val="521"/>
+        </w:trPr>
+        <w:tc>
+          <w:tcPr>
+            <w:tcW w:w="1262" w:type="dxa"/>
+          </w:tcPr>
+          <w:p>
+            <w:r>
+              <w:t>s</w:t>
+            </w:r>
+          </w:p>
+        </w:tc>
+        <w:tc>
+          <w:tcPr>
+            <w:tcW w:w="1085" w:type="dxa"/>
+          </w:tcPr>
+          <w:p/>
+        </w:tc>
+        <w:tc>
+          <w:tcPr>
+            <w:tcW w:w="1692" w:type="dxa"/>
+          </w:tcPr>
+          <w:p/>
+        </w:tc>
+        <w:tc>
+          <w:tcPr>
+            <w:tcW w:w="1403" w:type="dxa"/>
+          </w:tcPr>
+          <w:p/>
+        </w:tc>
+        <w:tc>
+          <w:tcPr>
+            <w:tcW w:w="1327" w:type="dxa"/>
+          </w:tcPr>
+          <w:p/>
+        </w:tc>
+        <w:tc>
+          <w:tcPr>
+            <w:tcW w:w="1431" w:type="dxa"/>
+          </w:tcPr>
+          <w:p/>
+        </w:tc>
+        <w:tc>
+          <w:tcPr>
+            <w:tcW w:w="2659" w:type="dxa"/>
+          </w:tcPr>
+          <w:p/>
+        </w:tc>
+      </w:tr>
+      <w:tr>
+        <w:trPr>
+          <w:trHeight w:val="521"/>
+        </w:trPr>
+        <w:tc>
+          <w:tcPr>
+            <w:tcW w:w="1262" w:type="dxa"/>
+          </w:tcPr>
+          <w:p/>
+        </w:tc>
+        <w:tc>
+          <w:tcPr>
+            <w:tcW w:w="1085" w:type="dxa"/>
+          </w:tcPr>
+          <w:p/>
+        </w:tc>
+        <w:tc>
+          <w:tcPr>
+            <w:tcW w:w="1692" w:type="dxa"/>
+          </w:tcPr>
+          <w:p/>
+        </w:tc>
+        <w:tc>
+          <w:tcPr>
+            <w:tcW w:w="1403" w:type="dxa"/>
+          </w:tcPr>
+          <w:p/>
+        </w:tc>
+        <w:tc>
+          <w:tcPr>
+            <w:tcW w:w="1327" w:type="dxa"/>
+          </w:tcPr>
+          <w:p/>
+        </w:tc>
+        <w:tc>
+          <w:tcPr>
+            <w:tcW w:w="1431" w:type="dxa"/>
+          </w:tcPr>
+          <w:p/>
+        </w:tc>
+        <w:tc>
+          <w:tcPr>
+            <w:tcW w:w="2659" w:type="dxa"/>
+          </w:tcPr>
+          <w:p/>
+        </w:tc>
+      </w:tr>
+    </w:tbl>
+    <w:p/>
     <w:p/>
     <w:sectPr>
       <w:pgSz w:w="11906" w:h="16838"/>

--- a/Prog-Part-one-Poe-ST10474357.docx
+++ b/Prog-Part-one-Poe-ST10474357.docx
@@ -543,26 +543,26 @@
     <w:tbl>
       <w:tblPr>
         <w:tblStyle w:val="TableGrid"/>
-        <w:tblW w:w="10859" w:type="dxa"/>
+        <w:tblW w:w="11104" w:type="dxa"/>
         <w:tblInd w:w="-941" w:type="dxa"/>
         <w:tblLook w:val="04A0" w:firstRow="1" w:lastRow="0" w:firstColumn="1" w:lastColumn="0" w:noHBand="0" w:noVBand="1"/>
       </w:tblPr>
       <w:tblGrid>
-        <w:gridCol w:w="1262"/>
-        <w:gridCol w:w="1085"/>
-        <w:gridCol w:w="1692"/>
-        <w:gridCol w:w="1403"/>
-        <w:gridCol w:w="1327"/>
-        <w:gridCol w:w="1431"/>
-        <w:gridCol w:w="2659"/>
+        <w:gridCol w:w="1009"/>
+        <w:gridCol w:w="2386"/>
+        <w:gridCol w:w="1419"/>
+        <w:gridCol w:w="1264"/>
+        <w:gridCol w:w="1705"/>
+        <w:gridCol w:w="1181"/>
+        <w:gridCol w:w="2140"/>
       </w:tblGrid>
       <w:tr>
         <w:trPr>
-          <w:trHeight w:val="1063"/>
+          <w:trHeight w:val="988"/>
         </w:trPr>
         <w:tc>
           <w:tcPr>
-            <w:tcW w:w="1262" w:type="dxa"/>
+            <w:tcW w:w="1009" w:type="dxa"/>
           </w:tcPr>
           <w:p>
             <w:r>
@@ -573,7 +573,7 @@
         </w:tc>
         <w:tc>
           <w:tcPr>
-            <w:tcW w:w="1085" w:type="dxa"/>
+            <w:tcW w:w="2386" w:type="dxa"/>
           </w:tcPr>
           <w:p>
             <w:r>
@@ -583,7 +583,7 @@
         </w:tc>
         <w:tc>
           <w:tcPr>
-            <w:tcW w:w="1692" w:type="dxa"/>
+            <w:tcW w:w="1419" w:type="dxa"/>
           </w:tcPr>
           <w:p>
             <w:r>
@@ -593,7 +593,7 @@
         </w:tc>
         <w:tc>
           <w:tcPr>
-            <w:tcW w:w="1403" w:type="dxa"/>
+            <w:tcW w:w="1264" w:type="dxa"/>
           </w:tcPr>
           <w:p>
             <w:r>
@@ -603,7 +603,7 @@
         </w:tc>
         <w:tc>
           <w:tcPr>
-            <w:tcW w:w="1327" w:type="dxa"/>
+            <w:tcW w:w="1705" w:type="dxa"/>
           </w:tcPr>
           <w:p>
             <w:r>
@@ -613,7 +613,7 @@
         </w:tc>
         <w:tc>
           <w:tcPr>
-            <w:tcW w:w="1431" w:type="dxa"/>
+            <w:tcW w:w="1181" w:type="dxa"/>
           </w:tcPr>
           <w:p>
             <w:r>
@@ -623,7 +623,7 @@
         </w:tc>
         <w:tc>
           <w:tcPr>
-            <w:tcW w:w="2659" w:type="dxa"/>
+            <w:tcW w:w="2140" w:type="dxa"/>
           </w:tcPr>
           <w:p>
             <w:r>
@@ -634,104 +634,429 @@
       </w:tr>
       <w:tr>
         <w:trPr>
-          <w:trHeight w:val="521"/>
+          <w:trHeight w:val="1772"/>
         </w:trPr>
         <w:tc>
           <w:tcPr>
-            <w:tcW w:w="1262" w:type="dxa"/>
-          </w:tcPr>
-          <w:p>
-            <w:r>
-              <w:t>s</w:t>
-            </w:r>
-          </w:p>
-        </w:tc>
-        <w:tc>
-          <w:tcPr>
-            <w:tcW w:w="1085" w:type="dxa"/>
-          </w:tcPr>
-          <w:p/>
-        </w:tc>
-        <w:tc>
-          <w:tcPr>
-            <w:tcW w:w="1692" w:type="dxa"/>
-          </w:tcPr>
-          <w:p/>
-        </w:tc>
-        <w:tc>
-          <w:tcPr>
-            <w:tcW w:w="1403" w:type="dxa"/>
-          </w:tcPr>
-          <w:p/>
-        </w:tc>
-        <w:tc>
-          <w:tcPr>
-            <w:tcW w:w="1327" w:type="dxa"/>
-          </w:tcPr>
-          <w:p/>
-        </w:tc>
-        <w:tc>
-          <w:tcPr>
-            <w:tcW w:w="1431" w:type="dxa"/>
-          </w:tcPr>
-          <w:p/>
-        </w:tc>
-        <w:tc>
-          <w:tcPr>
-            <w:tcW w:w="2659" w:type="dxa"/>
-          </w:tcPr>
-          <w:p/>
+            <w:tcW w:w="1009" w:type="dxa"/>
+          </w:tcPr>
+          <w:p>
+            <w:r>
+              <w:t>GET</w:t>
+            </w:r>
+          </w:p>
+        </w:tc>
+        <w:tc>
+          <w:tcPr>
+            <w:tcW w:w="2386" w:type="dxa"/>
+          </w:tcPr>
+          <w:p>
+            <w:r>
+              <w:t>/api/users/me</w:t>
+            </w:r>
+          </w:p>
+        </w:tc>
+        <w:tc>
+          <w:tcPr>
+            <w:tcW w:w="1419" w:type="dxa"/>
+          </w:tcPr>
+          <w:p>
+            <w:r>
+              <w:t>Gets the logged-in users’ information and displays</w:t>
+            </w:r>
+          </w:p>
+        </w:tc>
+        <w:tc>
+          <w:tcPr>
+            <w:tcW w:w="1264" w:type="dxa"/>
+          </w:tcPr>
+          <w:p>
+            <w:r>
+              <w:t>Any</w:t>
+            </w:r>
+          </w:p>
+        </w:tc>
+        <w:tc>
+          <w:tcPr>
+            <w:tcW w:w="1705" w:type="dxa"/>
+          </w:tcPr>
+          <w:p>
+            <w:r>
+              <w:t>None</w:t>
+            </w:r>
+          </w:p>
+        </w:tc>
+        <w:tc>
+          <w:tcPr>
+            <w:tcW w:w="1181" w:type="dxa"/>
+          </w:tcPr>
+          <w:p>
+            <w:r>
+              <w:t>20</w:t>
+            </w:r>
+            <w:r>
+              <w:t xml:space="preserve">0 </w:t>
+            </w:r>
+            <w:r>
+              <w:t>Access Granted</w:t>
+            </w:r>
+          </w:p>
+          <w:p/>
+        </w:tc>
+        <w:tc>
+          <w:tcPr>
+            <w:tcW w:w="2140" w:type="dxa"/>
+          </w:tcPr>
+          <w:p>
+            <w:r>
+              <w:t>404: User not found</w:t>
+            </w:r>
+          </w:p>
+          <w:p/>
+          <w:p/>
+          <w:p>
+            <w:r>
+              <w:t>401: Access denied</w:t>
+            </w:r>
+          </w:p>
         </w:tc>
       </w:tr>
       <w:tr>
         <w:trPr>
-          <w:trHeight w:val="521"/>
+          <w:trHeight w:val="483"/>
         </w:trPr>
         <w:tc>
           <w:tcPr>
-            <w:tcW w:w="1262" w:type="dxa"/>
-          </w:tcPr>
-          <w:p/>
-        </w:tc>
-        <w:tc>
-          <w:tcPr>
-            <w:tcW w:w="1085" w:type="dxa"/>
-          </w:tcPr>
-          <w:p/>
-        </w:tc>
-        <w:tc>
-          <w:tcPr>
-            <w:tcW w:w="1692" w:type="dxa"/>
-          </w:tcPr>
-          <w:p/>
-        </w:tc>
-        <w:tc>
-          <w:tcPr>
-            <w:tcW w:w="1403" w:type="dxa"/>
-          </w:tcPr>
-          <w:p/>
-        </w:tc>
-        <w:tc>
-          <w:tcPr>
-            <w:tcW w:w="1327" w:type="dxa"/>
-          </w:tcPr>
-          <w:p/>
-        </w:tc>
-        <w:tc>
-          <w:tcPr>
-            <w:tcW w:w="1431" w:type="dxa"/>
-          </w:tcPr>
-          <w:p/>
-        </w:tc>
-        <w:tc>
-          <w:tcPr>
-            <w:tcW w:w="2659" w:type="dxa"/>
-          </w:tcPr>
-          <w:p/>
+            <w:tcW w:w="1009" w:type="dxa"/>
+          </w:tcPr>
+          <w:p>
+            <w:r>
+              <w:t>GET</w:t>
+            </w:r>
+          </w:p>
+        </w:tc>
+        <w:tc>
+          <w:tcPr>
+            <w:tcW w:w="2386" w:type="dxa"/>
+          </w:tcPr>
+          <w:p>
+            <w:r>
+              <w:t>/api/users/organisers</w:t>
+            </w:r>
+          </w:p>
+        </w:tc>
+        <w:tc>
+          <w:tcPr>
+            <w:tcW w:w="1419" w:type="dxa"/>
+          </w:tcPr>
+          <w:p>
+            <w:r>
+              <w:t xml:space="preserve">Gets the logged in organisers information and displays </w:t>
+            </w:r>
+          </w:p>
+        </w:tc>
+        <w:tc>
+          <w:tcPr>
+            <w:tcW w:w="1264" w:type="dxa"/>
+          </w:tcPr>
+          <w:p>
+            <w:r>
+              <w:t>Any</w:t>
+            </w:r>
+          </w:p>
+        </w:tc>
+        <w:tc>
+          <w:tcPr>
+            <w:tcW w:w="1705" w:type="dxa"/>
+          </w:tcPr>
+          <w:p>
+            <w:r>
+              <w:t>None</w:t>
+            </w:r>
+          </w:p>
+        </w:tc>
+        <w:tc>
+          <w:tcPr>
+            <w:tcW w:w="1181" w:type="dxa"/>
+          </w:tcPr>
+          <w:p>
+            <w:r>
+              <w:t>200 Access Granted</w:t>
+            </w:r>
+          </w:p>
+          <w:p/>
+        </w:tc>
+        <w:tc>
+          <w:tcPr>
+            <w:tcW w:w="2140" w:type="dxa"/>
+          </w:tcPr>
+          <w:p>
+            <w:r>
+              <w:t>404: User not found</w:t>
+            </w:r>
+          </w:p>
+          <w:p/>
+          <w:p/>
+          <w:p>
+            <w:r>
+              <w:t>401: Access denied</w:t>
+            </w:r>
+          </w:p>
+        </w:tc>
+      </w:tr>
+      <w:tr>
+        <w:trPr>
+          <w:trHeight w:val="483"/>
+        </w:trPr>
+        <w:tc>
+          <w:tcPr>
+            <w:tcW w:w="1009" w:type="dxa"/>
+          </w:tcPr>
+          <w:p>
+            <w:r>
+              <w:t>PUT</w:t>
+            </w:r>
+          </w:p>
+        </w:tc>
+        <w:tc>
+          <w:tcPr>
+            <w:tcW w:w="2386" w:type="dxa"/>
+          </w:tcPr>
+          <w:p>
+            <w:r>
+              <w:t>/api/users/me</w:t>
+            </w:r>
+          </w:p>
+        </w:tc>
+        <w:tc>
+          <w:tcPr>
+            <w:tcW w:w="1419" w:type="dxa"/>
+          </w:tcPr>
+          <w:p>
+            <w:r>
+              <w:t>Update the current logged in users’ profile</w:t>
+            </w:r>
+          </w:p>
+        </w:tc>
+        <w:tc>
+          <w:tcPr>
+            <w:tcW w:w="1264" w:type="dxa"/>
+          </w:tcPr>
+          <w:p>
+            <w:r>
+              <w:t>Organiser</w:t>
+            </w:r>
+          </w:p>
+        </w:tc>
+        <w:tc>
+          <w:tcPr>
+            <w:tcW w:w="1705" w:type="dxa"/>
+          </w:tcPr>
+          <w:p>
+            <w:r>
+              <w:t>{UserName,</w:t>
+            </w:r>
+          </w:p>
+          <w:p>
+            <w:r>
+              <w:t>UserSurname,</w:t>
+            </w:r>
+          </w:p>
+          <w:p>
+            <w:r>
+              <w:t>Password</w:t>
+            </w:r>
+          </w:p>
+          <w:p>
+            <w:r>
+              <w:t>Email, phone}</w:t>
+            </w:r>
+          </w:p>
+        </w:tc>
+        <w:tc>
+          <w:tcPr>
+            <w:tcW w:w="1181" w:type="dxa"/>
+          </w:tcPr>
+          <w:p>
+            <w:r>
+              <w:t>200 Access Granted</w:t>
+            </w:r>
+          </w:p>
+        </w:tc>
+        <w:tc>
+          <w:tcPr>
+            <w:tcW w:w="2140" w:type="dxa"/>
+          </w:tcPr>
+          <w:p>
+            <w:r>
+              <w:t>404: User not found</w:t>
+            </w:r>
+          </w:p>
+          <w:p/>
+          <w:p/>
+          <w:p>
+            <w:r>
+              <w:t>401: Access denied</w:t>
+            </w:r>
+          </w:p>
         </w:tc>
       </w:tr>
     </w:tbl>
     <w:p/>
+    <w:p>
+      <w:r>
+        <w:t>Events</w:t>
+      </w:r>
+    </w:p>
+    <w:p/>
+    <w:tbl>
+      <w:tblPr>
+        <w:tblStyle w:val="TableGrid"/>
+        <w:tblW w:w="0" w:type="auto"/>
+        <w:tblLook w:val="04A0" w:firstRow="1" w:lastRow="0" w:firstColumn="1" w:lastColumn="0" w:noHBand="0" w:noVBand="1"/>
+      </w:tblPr>
+      <w:tblGrid>
+        <w:gridCol w:w="1288"/>
+        <w:gridCol w:w="1288"/>
+        <w:gridCol w:w="1288"/>
+        <w:gridCol w:w="1288"/>
+        <w:gridCol w:w="1288"/>
+        <w:gridCol w:w="1288"/>
+        <w:gridCol w:w="1288"/>
+      </w:tblGrid>
+      <w:tr>
+        <w:tc>
+          <w:tcPr>
+            <w:tcW w:w="1288" w:type="dxa"/>
+          </w:tcPr>
+          <w:p/>
+        </w:tc>
+        <w:tc>
+          <w:tcPr>
+            <w:tcW w:w="1288" w:type="dxa"/>
+          </w:tcPr>
+          <w:p/>
+        </w:tc>
+        <w:tc>
+          <w:tcPr>
+            <w:tcW w:w="1288" w:type="dxa"/>
+          </w:tcPr>
+          <w:p/>
+        </w:tc>
+        <w:tc>
+          <w:tcPr>
+            <w:tcW w:w="1288" w:type="dxa"/>
+          </w:tcPr>
+          <w:p/>
+        </w:tc>
+        <w:tc>
+          <w:tcPr>
+            <w:tcW w:w="1288" w:type="dxa"/>
+          </w:tcPr>
+          <w:p/>
+        </w:tc>
+        <w:tc>
+          <w:tcPr>
+            <w:tcW w:w="1288" w:type="dxa"/>
+          </w:tcPr>
+          <w:p/>
+        </w:tc>
+        <w:tc>
+          <w:tcPr>
+            <w:tcW w:w="1288" w:type="dxa"/>
+          </w:tcPr>
+          <w:p/>
+        </w:tc>
+      </w:tr>
+      <w:tr>
+        <w:tc>
+          <w:tcPr>
+            <w:tcW w:w="1288" w:type="dxa"/>
+          </w:tcPr>
+          <w:p/>
+        </w:tc>
+        <w:tc>
+          <w:tcPr>
+            <w:tcW w:w="1288" w:type="dxa"/>
+          </w:tcPr>
+          <w:p/>
+        </w:tc>
+        <w:tc>
+          <w:tcPr>
+            <w:tcW w:w="1288" w:type="dxa"/>
+          </w:tcPr>
+          <w:p/>
+        </w:tc>
+        <w:tc>
+          <w:tcPr>
+            <w:tcW w:w="1288" w:type="dxa"/>
+          </w:tcPr>
+          <w:p/>
+        </w:tc>
+        <w:tc>
+          <w:tcPr>
+            <w:tcW w:w="1288" w:type="dxa"/>
+          </w:tcPr>
+          <w:p/>
+        </w:tc>
+        <w:tc>
+          <w:tcPr>
+            <w:tcW w:w="1288" w:type="dxa"/>
+          </w:tcPr>
+          <w:p/>
+        </w:tc>
+        <w:tc>
+          <w:tcPr>
+            <w:tcW w:w="1288" w:type="dxa"/>
+          </w:tcPr>
+          <w:p/>
+        </w:tc>
+      </w:tr>
+      <w:tr>
+        <w:tc>
+          <w:tcPr>
+            <w:tcW w:w="1288" w:type="dxa"/>
+          </w:tcPr>
+          <w:p/>
+        </w:tc>
+        <w:tc>
+          <w:tcPr>
+            <w:tcW w:w="1288" w:type="dxa"/>
+          </w:tcPr>
+          <w:p/>
+        </w:tc>
+        <w:tc>
+          <w:tcPr>
+            <w:tcW w:w="1288" w:type="dxa"/>
+          </w:tcPr>
+          <w:p/>
+        </w:tc>
+        <w:tc>
+          <w:tcPr>
+            <w:tcW w:w="1288" w:type="dxa"/>
+          </w:tcPr>
+          <w:p/>
+        </w:tc>
+        <w:tc>
+          <w:tcPr>
+            <w:tcW w:w="1288" w:type="dxa"/>
+          </w:tcPr>
+          <w:p/>
+        </w:tc>
+        <w:tc>
+          <w:tcPr>
+            <w:tcW w:w="1288" w:type="dxa"/>
+          </w:tcPr>
+          <w:p/>
+        </w:tc>
+        <w:tc>
+          <w:tcPr>
+            <w:tcW w:w="1288" w:type="dxa"/>
+          </w:tcPr>
+          <w:p/>
+        </w:tc>
+      </w:tr>
+    </w:tbl>
     <w:p/>
     <w:sectPr>
       <w:pgSz w:w="11906" w:h="16838"/>
@@ -1143,6 +1468,7 @@
   <w:style w:type="paragraph" w:default="1" w:styleId="Normal">
     <w:name w:val="Normal"/>
     <w:qFormat/>
+    <w:rsid w:val="001B0FF1"/>
   </w:style>
   <w:style w:type="paragraph" w:styleId="Heading1">
     <w:name w:val="heading 1"/>

--- a/Prog-Part-one-Poe-ST10474357.docx
+++ b/Prog-Part-one-Poe-ST10474357.docx
@@ -91,15 +91,12 @@
     <w:p/>
     <w:p>
       <w:r>
-        <w:rPr>
-          <w:noProof/>
-        </w:rPr>
         <w:lastRenderedPageBreak/>
         <w:drawing>
-          <wp:inline distT="0" distB="0" distL="0" distR="0" wp14:anchorId="105A3A43" wp14:editId="7079E551">
-            <wp:extent cx="4884843" cy="5921253"/>
+          <wp:inline distT="0" distB="0" distL="0" distR="0" wp14:anchorId="7EBFEF52" wp14:editId="244D05D7">
+            <wp:extent cx="4801016" cy="5616427"/>
             <wp:effectExtent l="0" t="0" r="0" b="3810"/>
-            <wp:docPr id="486030773" name="Picture 1"/>
+            <wp:docPr id="638921092" name="Picture 1"/>
             <wp:cNvGraphicFramePr>
               <a:graphicFrameLocks xmlns:a="http://schemas.openxmlformats.org/drawingml/2006/main" noChangeAspect="1"/>
             </wp:cNvGraphicFramePr>
@@ -107,7 +104,7 @@
               <a:graphicData uri="http://schemas.openxmlformats.org/drawingml/2006/picture">
                 <pic:pic xmlns:pic="http://schemas.openxmlformats.org/drawingml/2006/picture">
                   <pic:nvPicPr>
-                    <pic:cNvPr id="486030773" name=""/>
+                    <pic:cNvPr id="638921092" name=""/>
                     <pic:cNvPicPr/>
                   </pic:nvPicPr>
                   <pic:blipFill>
@@ -119,7 +116,7 @@
                   <pic:spPr>
                     <a:xfrm>
                       <a:off x="0" y="0"/>
-                      <a:ext cx="4884843" cy="5921253"/>
+                      <a:ext cx="4801016" cy="5616427"/>
                     </a:xfrm>
                     <a:prstGeom prst="rect">
                       <a:avLst/>
@@ -131,17 +128,6 @@
           </wp:inline>
         </w:drawing>
       </w:r>
-    </w:p>
-    <w:p/>
-    <w:p>
-      <w:pPr>
-        <w:pStyle w:val="Heading1"/>
-      </w:pPr>
-    </w:p>
-    <w:p>
-      <w:pPr>
-        <w:pStyle w:val="Heading1"/>
-      </w:pPr>
     </w:p>
     <w:p>
       <w:pPr>
@@ -164,7 +150,11 @@
         <w:t>API Endpoint Plan</w:t>
       </w:r>
     </w:p>
-    <w:p/>
+    <w:p>
+      <w:r>
+        <w:t>Description:</w:t>
+      </w:r>
+    </w:p>
     <w:p>
       <w:pPr>
         <w:rPr>
@@ -172,6 +162,19 @@
           <w:bCs/>
         </w:rPr>
       </w:pPr>
+      <w:r>
+        <w:t xml:space="preserve">This section details the API endpoint architecture and functional operations, outlining how client requests are processed, validated, and executed across the application lifecycle. Built upon RESTful principles, the API exposes structured endpoints for authentication, entity management, and system monitoring, using standardized HTTP methods (GET, POST, </w:t>
+      </w:r>
+      <w:r>
+        <w:t>PUT</w:t>
+      </w:r>
+      <w:r>
+        <w:t xml:space="preserve">, DELETE) to manage resources efficiently. When a request </w:t>
+      </w:r>
+      <w:r>
+        <w:lastRenderedPageBreak/>
+        <w:t>hits the system, it passes through a security and middleware pipeline—including CORS checks, rate limiting, and JWT authentication</w:t>
+      </w:r>
     </w:p>
     <w:p>
       <w:pPr>
@@ -566,7 +569,6 @@
           </w:tcPr>
           <w:p>
             <w:r>
-              <w:lastRenderedPageBreak/>
               <w:t xml:space="preserve">Method </w:t>
             </w:r>
           </w:p>
@@ -814,6 +816,7 @@
           </w:tcPr>
           <w:p>
             <w:r>
+              <w:lastRenderedPageBreak/>
               <w:t>PUT</w:t>
             </w:r>
           </w:p>
@@ -904,159 +907,469 @@
     </w:tbl>
     <w:p/>
     <w:p>
+      <w:pPr>
+        <w:rPr>
+          <w:b/>
+          <w:bCs/>
+        </w:rPr>
+      </w:pPr>
       <w:r>
+        <w:rPr>
+          <w:b/>
+          <w:bCs/>
+        </w:rPr>
         <w:t>Events</w:t>
       </w:r>
     </w:p>
-    <w:p/>
     <w:tbl>
       <w:tblPr>
         <w:tblStyle w:val="TableGrid"/>
-        <w:tblW w:w="0" w:type="auto"/>
+        <w:tblpPr w:leftFromText="180" w:rightFromText="180" w:vertAnchor="text" w:horzAnchor="margin" w:tblpXSpec="center" w:tblpY="90"/>
+        <w:tblW w:w="11218" w:type="dxa"/>
         <w:tblLook w:val="04A0" w:firstRow="1" w:lastRow="0" w:firstColumn="1" w:lastColumn="0" w:noHBand="0" w:noVBand="1"/>
       </w:tblPr>
       <w:tblGrid>
-        <w:gridCol w:w="1288"/>
-        <w:gridCol w:w="1288"/>
-        <w:gridCol w:w="1288"/>
-        <w:gridCol w:w="1288"/>
-        <w:gridCol w:w="1288"/>
-        <w:gridCol w:w="1288"/>
-        <w:gridCol w:w="1288"/>
+        <w:gridCol w:w="1015"/>
+        <w:gridCol w:w="1768"/>
+        <w:gridCol w:w="1419"/>
+        <w:gridCol w:w="2091"/>
+        <w:gridCol w:w="1490"/>
+        <w:gridCol w:w="1295"/>
+        <w:gridCol w:w="2140"/>
       </w:tblGrid>
       <w:tr>
-        <w:tc>
-          <w:tcPr>
-            <w:tcW w:w="1288" w:type="dxa"/>
-          </w:tcPr>
-          <w:p/>
-        </w:tc>
-        <w:tc>
-          <w:tcPr>
-            <w:tcW w:w="1288" w:type="dxa"/>
-          </w:tcPr>
-          <w:p/>
-        </w:tc>
-        <w:tc>
-          <w:tcPr>
-            <w:tcW w:w="1288" w:type="dxa"/>
-          </w:tcPr>
-          <w:p/>
-        </w:tc>
-        <w:tc>
-          <w:tcPr>
-            <w:tcW w:w="1288" w:type="dxa"/>
-          </w:tcPr>
-          <w:p/>
-        </w:tc>
-        <w:tc>
-          <w:tcPr>
-            <w:tcW w:w="1288" w:type="dxa"/>
-          </w:tcPr>
-          <w:p/>
-        </w:tc>
-        <w:tc>
-          <w:tcPr>
-            <w:tcW w:w="1288" w:type="dxa"/>
-          </w:tcPr>
-          <w:p/>
-        </w:tc>
-        <w:tc>
-          <w:tcPr>
-            <w:tcW w:w="1288" w:type="dxa"/>
-          </w:tcPr>
-          <w:p/>
+        <w:trPr>
+          <w:trHeight w:val="1535"/>
+        </w:trPr>
+        <w:tc>
+          <w:tcPr>
+            <w:tcW w:w="1015" w:type="dxa"/>
+          </w:tcPr>
+          <w:p>
+            <w:r>
+              <w:t>Method</w:t>
+            </w:r>
+          </w:p>
+        </w:tc>
+        <w:tc>
+          <w:tcPr>
+            <w:tcW w:w="1768" w:type="dxa"/>
+          </w:tcPr>
+          <w:p>
+            <w:r>
+              <w:t>Route</w:t>
+            </w:r>
+          </w:p>
+        </w:tc>
+        <w:tc>
+          <w:tcPr>
+            <w:tcW w:w="1419" w:type="dxa"/>
+          </w:tcPr>
+          <w:p>
+            <w:r>
+              <w:t>Description</w:t>
+            </w:r>
+          </w:p>
+        </w:tc>
+        <w:tc>
+          <w:tcPr>
+            <w:tcW w:w="2091" w:type="dxa"/>
+          </w:tcPr>
+          <w:p>
+            <w:r>
+              <w:t>Role Required</w:t>
+            </w:r>
+          </w:p>
+        </w:tc>
+        <w:tc>
+          <w:tcPr>
+            <w:tcW w:w="1490" w:type="dxa"/>
+          </w:tcPr>
+          <w:p>
+            <w:r>
+              <w:t>Request body</w:t>
+            </w:r>
+          </w:p>
+        </w:tc>
+        <w:tc>
+          <w:tcPr>
+            <w:tcW w:w="1295" w:type="dxa"/>
+          </w:tcPr>
+          <w:p>
+            <w:r>
+              <w:t>Expected response</w:t>
+            </w:r>
+          </w:p>
+        </w:tc>
+        <w:tc>
+          <w:tcPr>
+            <w:tcW w:w="2140" w:type="dxa"/>
+          </w:tcPr>
+          <w:p>
+            <w:r>
+              <w:t>Unexpected responses(Failure)</w:t>
+            </w:r>
+          </w:p>
         </w:tc>
       </w:tr>
       <w:tr>
-        <w:tc>
-          <w:tcPr>
-            <w:tcW w:w="1288" w:type="dxa"/>
-          </w:tcPr>
+        <w:trPr>
+          <w:trHeight w:val="751"/>
+        </w:trPr>
+        <w:tc>
+          <w:tcPr>
+            <w:tcW w:w="1015" w:type="dxa"/>
+          </w:tcPr>
+          <w:p>
+            <w:r>
+              <w:t>GET</w:t>
+            </w:r>
+          </w:p>
+        </w:tc>
+        <w:tc>
+          <w:tcPr>
+            <w:tcW w:w="1768" w:type="dxa"/>
+          </w:tcPr>
+          <w:p>
+            <w:r>
+              <w:t>/api/events</w:t>
+            </w:r>
+          </w:p>
+        </w:tc>
+        <w:tc>
+          <w:tcPr>
+            <w:tcW w:w="1419" w:type="dxa"/>
+          </w:tcPr>
+          <w:p>
+            <w:r>
+              <w:t>List all events and display them with the correct operational features</w:t>
+            </w:r>
+          </w:p>
+        </w:tc>
+        <w:tc>
+          <w:tcPr>
+            <w:tcW w:w="2091" w:type="dxa"/>
+          </w:tcPr>
+          <w:p>
+            <w:r>
+              <w:t>NONE</w:t>
+            </w:r>
+          </w:p>
+        </w:tc>
+        <w:tc>
+          <w:tcPr>
+            <w:tcW w:w="1490" w:type="dxa"/>
+          </w:tcPr>
+          <w:p>
+            <w:r>
+              <w:t>NONE</w:t>
+            </w:r>
+          </w:p>
+        </w:tc>
+        <w:tc>
+          <w:tcPr>
+            <w:tcW w:w="1295" w:type="dxa"/>
+          </w:tcPr>
+          <w:p>
+            <w:r>
+              <w:t>200: Allowed : Displaying events</w:t>
+            </w:r>
+          </w:p>
+        </w:tc>
+        <w:tc>
+          <w:tcPr>
+            <w:tcW w:w="2140" w:type="dxa"/>
+          </w:tcPr>
+          <w:p>
+            <w:r>
+              <w:t>404: No events found</w:t>
+            </w:r>
+          </w:p>
           <w:p/>
-        </w:tc>
-        <w:tc>
-          <w:tcPr>
-            <w:tcW w:w="1288" w:type="dxa"/>
-          </w:tcPr>
-          <w:p/>
-        </w:tc>
-        <w:tc>
-          <w:tcPr>
-            <w:tcW w:w="1288" w:type="dxa"/>
-          </w:tcPr>
-          <w:p/>
-        </w:tc>
-        <w:tc>
-          <w:tcPr>
-            <w:tcW w:w="1288" w:type="dxa"/>
-          </w:tcPr>
-          <w:p/>
-        </w:tc>
-        <w:tc>
-          <w:tcPr>
-            <w:tcW w:w="1288" w:type="dxa"/>
-          </w:tcPr>
-          <w:p/>
-        </w:tc>
-        <w:tc>
-          <w:tcPr>
-            <w:tcW w:w="1288" w:type="dxa"/>
-          </w:tcPr>
-          <w:p/>
-        </w:tc>
-        <w:tc>
-          <w:tcPr>
-            <w:tcW w:w="1288" w:type="dxa"/>
-          </w:tcPr>
-          <w:p/>
+          <w:p>
+            <w:r>
+              <w:t xml:space="preserve">403:Cannot access the events </w:t>
+            </w:r>
+          </w:p>
         </w:tc>
       </w:tr>
       <w:tr>
-        <w:tc>
-          <w:tcPr>
-            <w:tcW w:w="1288" w:type="dxa"/>
-          </w:tcPr>
+        <w:trPr>
+          <w:trHeight w:val="751"/>
+        </w:trPr>
+        <w:tc>
+          <w:tcPr>
+            <w:tcW w:w="1015" w:type="dxa"/>
+          </w:tcPr>
+          <w:p>
+            <w:r>
+              <w:t>PUT</w:t>
+            </w:r>
+          </w:p>
+        </w:tc>
+        <w:tc>
+          <w:tcPr>
+            <w:tcW w:w="1768" w:type="dxa"/>
+          </w:tcPr>
+          <w:p>
+            <w:r>
+              <w:t>/api/events/{id}</w:t>
+            </w:r>
+          </w:p>
+        </w:tc>
+        <w:tc>
+          <w:tcPr>
+            <w:tcW w:w="1419" w:type="dxa"/>
+          </w:tcPr>
+          <w:p>
+            <w:r>
+              <w:t>Updates the events owned by the organiser id (PK)</w:t>
+            </w:r>
+          </w:p>
+        </w:tc>
+        <w:tc>
+          <w:tcPr>
+            <w:tcW w:w="2091" w:type="dxa"/>
+          </w:tcPr>
+          <w:p>
+            <w:r>
+              <w:t>(Organiser,Owner)</w:t>
+            </w:r>
+          </w:p>
+        </w:tc>
+        <w:tc>
+          <w:tcPr>
+            <w:tcW w:w="1490" w:type="dxa"/>
+          </w:tcPr>
+          <w:p>
+            <w:r>
+              <w:t>{UserName,</w:t>
+            </w:r>
+          </w:p>
+          <w:p>
+            <w:r>
+              <w:t>EventDate,</w:t>
+            </w:r>
+          </w:p>
+          <w:p>
+            <w:r>
+              <w:t>Location,</w:t>
+            </w:r>
+          </w:p>
+          <w:p>
+            <w:r>
+              <w:t>Description}</w:t>
+            </w:r>
+          </w:p>
+        </w:tc>
+        <w:tc>
+          <w:tcPr>
+            <w:tcW w:w="1295" w:type="dxa"/>
+          </w:tcPr>
+          <w:p>
+            <w:r>
+              <w:t>200: Access allowed</w:t>
+            </w:r>
+          </w:p>
+        </w:tc>
+        <w:tc>
+          <w:tcPr>
+            <w:tcW w:w="2140" w:type="dxa"/>
+          </w:tcPr>
+          <w:p>
+            <w:r>
+              <w:t xml:space="preserve">403: Forbidden </w:t>
+            </w:r>
+          </w:p>
           <w:p/>
-        </w:tc>
-        <w:tc>
-          <w:tcPr>
-            <w:tcW w:w="1288" w:type="dxa"/>
-          </w:tcPr>
+          <w:p>
+            <w:r>
+              <w:t>404:Not Found</w:t>
+            </w:r>
+          </w:p>
+        </w:tc>
+      </w:tr>
+      <w:tr>
+        <w:trPr>
+          <w:trHeight w:val="751"/>
+        </w:trPr>
+        <w:tc>
+          <w:tcPr>
+            <w:tcW w:w="1015" w:type="dxa"/>
+          </w:tcPr>
+          <w:p>
+            <w:r>
+              <w:t>DELETE</w:t>
+            </w:r>
+          </w:p>
+        </w:tc>
+        <w:tc>
+          <w:tcPr>
+            <w:tcW w:w="1768" w:type="dxa"/>
+          </w:tcPr>
+          <w:p>
+            <w:r>
+              <w:t>/api/events/{id}</w:t>
+            </w:r>
+          </w:p>
+        </w:tc>
+        <w:tc>
+          <w:tcPr>
+            <w:tcW w:w="1419" w:type="dxa"/>
+          </w:tcPr>
+          <w:p>
+            <w:r>
+              <w:t>Cancels and deletes the even upon organiser request</w:t>
+            </w:r>
+          </w:p>
+        </w:tc>
+        <w:tc>
+          <w:tcPr>
+            <w:tcW w:w="2091" w:type="dxa"/>
+          </w:tcPr>
+          <w:p>
+            <w:r>
+              <w:t>(Organiser,Owner)</w:t>
+            </w:r>
+          </w:p>
+        </w:tc>
+        <w:tc>
+          <w:tcPr>
+            <w:tcW w:w="1490" w:type="dxa"/>
+          </w:tcPr>
+          <w:p>
+            <w:r>
+              <w:t>NONE</w:t>
+            </w:r>
+          </w:p>
+        </w:tc>
+        <w:tc>
+          <w:tcPr>
+            <w:tcW w:w="1295" w:type="dxa"/>
+          </w:tcPr>
+          <w:p>
+            <w:r>
+              <w:t>204 : Deleted</w:t>
+            </w:r>
+          </w:p>
+        </w:tc>
+        <w:tc>
+          <w:tcPr>
+            <w:tcW w:w="2140" w:type="dxa"/>
+          </w:tcPr>
+          <w:p>
+            <w:r>
+              <w:t>403: Forbidden</w:t>
+            </w:r>
+          </w:p>
           <w:p/>
-        </w:tc>
-        <w:tc>
-          <w:tcPr>
-            <w:tcW w:w="1288" w:type="dxa"/>
-          </w:tcPr>
+          <w:p>
+            <w:r>
+              <w:t>404:Not Found</w:t>
+            </w:r>
+          </w:p>
           <w:p/>
         </w:tc>
-        <w:tc>
-          <w:tcPr>
-            <w:tcW w:w="1288" w:type="dxa"/>
-          </w:tcPr>
+      </w:tr>
+      <w:tr>
+        <w:trPr>
+          <w:trHeight w:val="751"/>
+        </w:trPr>
+        <w:tc>
+          <w:tcPr>
+            <w:tcW w:w="1015" w:type="dxa"/>
+          </w:tcPr>
+          <w:p>
+            <w:r>
+              <w:t>POST</w:t>
+            </w:r>
+          </w:p>
+        </w:tc>
+        <w:tc>
+          <w:tcPr>
+            <w:tcW w:w="1768" w:type="dxa"/>
+          </w:tcPr>
+          <w:p>
+            <w:r>
+              <w:t>/api/events/{id}</w:t>
+            </w:r>
+          </w:p>
+        </w:tc>
+        <w:tc>
+          <w:tcPr>
+            <w:tcW w:w="1419" w:type="dxa"/>
+          </w:tcPr>
+          <w:p>
+            <w:r>
+              <w:t xml:space="preserve">Creates a new event </w:t>
+            </w:r>
+          </w:p>
+        </w:tc>
+        <w:tc>
+          <w:tcPr>
+            <w:tcW w:w="2091" w:type="dxa"/>
+          </w:tcPr>
+          <w:p>
+            <w:r>
+              <w:t>NONE</w:t>
+            </w:r>
+          </w:p>
+        </w:tc>
+        <w:tc>
+          <w:tcPr>
+            <w:tcW w:w="1490" w:type="dxa"/>
+          </w:tcPr>
+          <w:p>
+            <w:r>
+              <w:t>{UserName,</w:t>
+            </w:r>
+          </w:p>
+          <w:p>
+            <w:r>
+              <w:t>EventDate,</w:t>
+            </w:r>
+          </w:p>
+          <w:p>
+            <w:r>
+              <w:t>Location,</w:t>
+            </w:r>
+          </w:p>
+          <w:p>
+            <w:r>
+              <w:t>Description}</w:t>
+            </w:r>
+          </w:p>
+        </w:tc>
+        <w:tc>
+          <w:tcPr>
+            <w:tcW w:w="1295" w:type="dxa"/>
+          </w:tcPr>
+          <w:p>
+            <w:r>
+              <w:t>200: Access allowed</w:t>
+            </w:r>
+          </w:p>
+        </w:tc>
+        <w:tc>
+          <w:tcPr>
+            <w:tcW w:w="2140" w:type="dxa"/>
+          </w:tcPr>
+          <w:p>
+            <w:r>
+              <w:t>204: No content</w:t>
+            </w:r>
+          </w:p>
           <w:p/>
-        </w:tc>
-        <w:tc>
-          <w:tcPr>
-            <w:tcW w:w="1288" w:type="dxa"/>
-          </w:tcPr>
-          <w:p/>
-        </w:tc>
-        <w:tc>
-          <w:tcPr>
-            <w:tcW w:w="1288" w:type="dxa"/>
-          </w:tcPr>
-          <w:p/>
-        </w:tc>
-        <w:tc>
-          <w:tcPr>
-            <w:tcW w:w="1288" w:type="dxa"/>
-          </w:tcPr>
+          <w:p>
+            <w:r>
+              <w:t>403:Forbidden</w:t>
+            </w:r>
+          </w:p>
           <w:p/>
         </w:tc>
       </w:tr>
     </w:tbl>
+    <w:p/>
     <w:p/>
     <w:sectPr>
       <w:pgSz w:w="11906" w:h="16838"/>
@@ -1672,7 +1985,6 @@
   <w:style w:type="character" w:default="1" w:styleId="DefaultParagraphFont">
     <w:name w:val="Default Paragraph Font"/>
     <w:uiPriority w:val="1"/>
-    <w:semiHidden/>
     <w:unhideWhenUsed/>
   </w:style>
   <w:style w:type="table" w:default="1" w:styleId="TableNormal">

--- a/Prog-Part-one-Poe-ST10474357.docx
+++ b/Prog-Part-one-Poe-ST10474357.docx
@@ -156,12 +156,6 @@
       </w:r>
     </w:p>
     <w:p>
-      <w:pPr>
-        <w:rPr>
-          <w:b/>
-          <w:bCs/>
-        </w:rPr>
-      </w:pPr>
       <w:r>
         <w:t xml:space="preserve">This section details the API endpoint architecture and functional operations, outlining how client requests are processed, validated, and executed across the application lifecycle. Built upon RESTful principles, the API exposes structured endpoints for authentication, entity management, and system monitoring, using standardized HTTP methods (GET, POST, </w:t>
       </w:r>
@@ -173,7 +167,16 @@
       </w:r>
       <w:r>
         <w:lastRenderedPageBreak/>
-        <w:t>hits the system, it passes through a security and middleware pipeline—including CORS checks, rate limiting, and JWT authentication</w:t>
+        <w:t>hits the system, it passes through a security and middleware pipeline</w:t>
+      </w:r>
+      <w:r>
+        <w:t xml:space="preserve">  </w:t>
+      </w:r>
+      <w:r>
+        <w:t>including CORS checks, rate limiting, and JWT authentication</w:t>
+      </w:r>
+      <w:r>
+        <w:t>.</w:t>
       </w:r>
     </w:p>
     <w:p>
@@ -183,11 +186,12 @@
           <w:bCs/>
         </w:rPr>
       </w:pPr>
+    </w:p>
+    <w:p>
+      <w:pPr>
+        <w:pStyle w:val="Heading1"/>
+      </w:pPr>
       <w:r>
-        <w:rPr>
-          <w:b/>
-          <w:bCs/>
-        </w:rPr>
         <w:t>Authentication</w:t>
       </w:r>
     </w:p>
@@ -200,13 +204,13 @@
         <w:tblLook w:val="04A0" w:firstRow="1" w:lastRow="0" w:firstColumn="1" w:lastColumn="0" w:noHBand="0" w:noVBand="1"/>
       </w:tblPr>
       <w:tblGrid>
-        <w:gridCol w:w="1009"/>
+        <w:gridCol w:w="1049"/>
         <w:gridCol w:w="1992"/>
         <w:gridCol w:w="1663"/>
-        <w:gridCol w:w="1152"/>
+        <w:gridCol w:w="1207"/>
         <w:gridCol w:w="1705"/>
         <w:gridCol w:w="1452"/>
-        <w:gridCol w:w="2140"/>
+        <w:gridCol w:w="2246"/>
       </w:tblGrid>
       <w:tr>
         <w:tc>
@@ -214,7 +218,17 @@
             <w:tcW w:w="994" w:type="dxa"/>
           </w:tcPr>
           <w:p>
-            <w:r>
+            <w:pPr>
+              <w:rPr>
+                <w:b/>
+                <w:bCs/>
+              </w:rPr>
+            </w:pPr>
+            <w:r>
+              <w:rPr>
+                <w:b/>
+                <w:bCs/>
+              </w:rPr>
               <w:t>Method</w:t>
             </w:r>
           </w:p>
@@ -224,7 +238,17 @@
             <w:tcW w:w="1958" w:type="dxa"/>
           </w:tcPr>
           <w:p>
-            <w:r>
+            <w:pPr>
+              <w:rPr>
+                <w:b/>
+                <w:bCs/>
+              </w:rPr>
+            </w:pPr>
+            <w:r>
+              <w:rPr>
+                <w:b/>
+                <w:bCs/>
+              </w:rPr>
               <w:t>Route</w:t>
             </w:r>
           </w:p>
@@ -234,7 +258,17 @@
             <w:tcW w:w="1396" w:type="dxa"/>
           </w:tcPr>
           <w:p>
-            <w:r>
+            <w:pPr>
+              <w:rPr>
+                <w:b/>
+                <w:bCs/>
+              </w:rPr>
+            </w:pPr>
+            <w:r>
+              <w:rPr>
+                <w:b/>
+                <w:bCs/>
+              </w:rPr>
               <w:t>Description</w:t>
             </w:r>
           </w:p>
@@ -244,7 +278,17 @@
             <w:tcW w:w="1134" w:type="dxa"/>
           </w:tcPr>
           <w:p>
-            <w:r>
+            <w:pPr>
+              <w:rPr>
+                <w:b/>
+                <w:bCs/>
+              </w:rPr>
+            </w:pPr>
+            <w:r>
+              <w:rPr>
+                <w:b/>
+                <w:bCs/>
+              </w:rPr>
               <w:t>Role Required</w:t>
             </w:r>
           </w:p>
@@ -254,7 +298,17 @@
             <w:tcW w:w="1677" w:type="dxa"/>
           </w:tcPr>
           <w:p>
-            <w:r>
+            <w:pPr>
+              <w:rPr>
+                <w:b/>
+                <w:bCs/>
+              </w:rPr>
+            </w:pPr>
+            <w:r>
+              <w:rPr>
+                <w:b/>
+                <w:bCs/>
+              </w:rPr>
               <w:t>Request body</w:t>
             </w:r>
           </w:p>
@@ -264,7 +318,17 @@
             <w:tcW w:w="1428" w:type="dxa"/>
           </w:tcPr>
           <w:p>
-            <w:r>
+            <w:pPr>
+              <w:rPr>
+                <w:b/>
+                <w:bCs/>
+              </w:rPr>
+            </w:pPr>
+            <w:r>
+              <w:rPr>
+                <w:b/>
+                <w:bCs/>
+              </w:rPr>
               <w:t>Expected response</w:t>
             </w:r>
           </w:p>
@@ -274,10 +338,24 @@
             <w:tcW w:w="2486" w:type="dxa"/>
           </w:tcPr>
           <w:p>
-            <w:r>
+            <w:pPr>
+              <w:rPr>
+                <w:b/>
+                <w:bCs/>
+              </w:rPr>
+            </w:pPr>
+            <w:r>
+              <w:rPr>
+                <w:b/>
+                <w:bCs/>
+              </w:rPr>
               <w:t>Unexpected responses</w:t>
             </w:r>
             <w:r>
+              <w:rPr>
+                <w:b/>
+                <w:bCs/>
+              </w:rPr>
               <w:t>(Failure)</w:t>
             </w:r>
           </w:p>
@@ -517,6 +595,467 @@
               <w:t>404: Not Found</w:t>
             </w:r>
           </w:p>
+          <w:p/>
+          <w:p>
+            <w:r>
+              <w:t>401: Access denied</w:t>
+            </w:r>
+          </w:p>
+        </w:tc>
+      </w:tr>
+    </w:tbl>
+    <w:p/>
+    <w:p>
+      <w:pPr>
+        <w:pStyle w:val="Heading1"/>
+      </w:pPr>
+    </w:p>
+    <w:p>
+      <w:pPr>
+        <w:pStyle w:val="Heading1"/>
+      </w:pPr>
+      <w:r>
+        <w:t>User Profile</w:t>
+      </w:r>
+    </w:p>
+    <w:tbl>
+      <w:tblPr>
+        <w:tblStyle w:val="TableGrid"/>
+        <w:tblW w:w="11337" w:type="dxa"/>
+        <w:tblInd w:w="-1162" w:type="dxa"/>
+        <w:tblLook w:val="04A0" w:firstRow="1" w:lastRow="0" w:firstColumn="1" w:lastColumn="0" w:noHBand="0" w:noVBand="1"/>
+      </w:tblPr>
+      <w:tblGrid>
+        <w:gridCol w:w="1049"/>
+        <w:gridCol w:w="2386"/>
+        <w:gridCol w:w="1492"/>
+        <w:gridCol w:w="1222"/>
+        <w:gridCol w:w="1705"/>
+        <w:gridCol w:w="1237"/>
+        <w:gridCol w:w="2246"/>
+      </w:tblGrid>
+      <w:tr>
+        <w:trPr>
+          <w:trHeight w:val="988"/>
+        </w:trPr>
+        <w:tc>
+          <w:tcPr>
+            <w:tcW w:w="1049" w:type="dxa"/>
+          </w:tcPr>
+          <w:p>
+            <w:pPr>
+              <w:rPr>
+                <w:b/>
+                <w:bCs/>
+              </w:rPr>
+            </w:pPr>
+            <w:r>
+              <w:rPr>
+                <w:b/>
+                <w:bCs/>
+              </w:rPr>
+              <w:t xml:space="preserve">Method </w:t>
+            </w:r>
+          </w:p>
+        </w:tc>
+        <w:tc>
+          <w:tcPr>
+            <w:tcW w:w="2386" w:type="dxa"/>
+          </w:tcPr>
+          <w:p>
+            <w:pPr>
+              <w:rPr>
+                <w:b/>
+                <w:bCs/>
+              </w:rPr>
+            </w:pPr>
+            <w:r>
+              <w:rPr>
+                <w:b/>
+                <w:bCs/>
+              </w:rPr>
+              <w:t>Route</w:t>
+            </w:r>
+          </w:p>
+        </w:tc>
+        <w:tc>
+          <w:tcPr>
+            <w:tcW w:w="1492" w:type="dxa"/>
+          </w:tcPr>
+          <w:p>
+            <w:pPr>
+              <w:rPr>
+                <w:b/>
+                <w:bCs/>
+              </w:rPr>
+            </w:pPr>
+            <w:r>
+              <w:rPr>
+                <w:b/>
+                <w:bCs/>
+              </w:rPr>
+              <w:t>Description</w:t>
+            </w:r>
+          </w:p>
+        </w:tc>
+        <w:tc>
+          <w:tcPr>
+            <w:tcW w:w="1222" w:type="dxa"/>
+          </w:tcPr>
+          <w:p>
+            <w:r>
+              <w:rPr>
+                <w:b/>
+                <w:bCs/>
+              </w:rPr>
+              <w:t>Role</w:t>
+            </w:r>
+            <w:r>
+              <w:t xml:space="preserve"> </w:t>
+            </w:r>
+            <w:r>
+              <w:rPr>
+                <w:b/>
+                <w:bCs/>
+              </w:rPr>
+              <w:t>Required</w:t>
+            </w:r>
+          </w:p>
+        </w:tc>
+        <w:tc>
+          <w:tcPr>
+            <w:tcW w:w="1705" w:type="dxa"/>
+          </w:tcPr>
+          <w:p>
+            <w:r>
+              <w:rPr>
+                <w:b/>
+                <w:bCs/>
+              </w:rPr>
+              <w:t>Request</w:t>
+            </w:r>
+            <w:r>
+              <w:t xml:space="preserve"> </w:t>
+            </w:r>
+            <w:r>
+              <w:rPr>
+                <w:b/>
+                <w:bCs/>
+              </w:rPr>
+              <w:t>body</w:t>
+            </w:r>
+          </w:p>
+        </w:tc>
+        <w:tc>
+          <w:tcPr>
+            <w:tcW w:w="1237" w:type="dxa"/>
+          </w:tcPr>
+          <w:p>
+            <w:pPr>
+              <w:rPr>
+                <w:b/>
+                <w:bCs/>
+              </w:rPr>
+            </w:pPr>
+            <w:r>
+              <w:rPr>
+                <w:b/>
+                <w:bCs/>
+              </w:rPr>
+              <w:t>Expected response</w:t>
+            </w:r>
+          </w:p>
+        </w:tc>
+        <w:tc>
+          <w:tcPr>
+            <w:tcW w:w="2246" w:type="dxa"/>
+          </w:tcPr>
+          <w:p>
+            <w:pPr>
+              <w:rPr>
+                <w:b/>
+                <w:bCs/>
+              </w:rPr>
+            </w:pPr>
+            <w:r>
+              <w:rPr>
+                <w:b/>
+                <w:bCs/>
+              </w:rPr>
+              <w:t>Unexpected responses(Failure)</w:t>
+            </w:r>
+          </w:p>
+        </w:tc>
+      </w:tr>
+      <w:tr>
+        <w:trPr>
+          <w:trHeight w:val="1772"/>
+        </w:trPr>
+        <w:tc>
+          <w:tcPr>
+            <w:tcW w:w="1049" w:type="dxa"/>
+          </w:tcPr>
+          <w:p>
+            <w:r>
+              <w:t>GET</w:t>
+            </w:r>
+          </w:p>
+        </w:tc>
+        <w:tc>
+          <w:tcPr>
+            <w:tcW w:w="2386" w:type="dxa"/>
+          </w:tcPr>
+          <w:p>
+            <w:r>
+              <w:t>/api/users/me</w:t>
+            </w:r>
+          </w:p>
+        </w:tc>
+        <w:tc>
+          <w:tcPr>
+            <w:tcW w:w="1492" w:type="dxa"/>
+          </w:tcPr>
+          <w:p>
+            <w:r>
+              <w:t>Gets the logged-in users’ information and displays</w:t>
+            </w:r>
+          </w:p>
+        </w:tc>
+        <w:tc>
+          <w:tcPr>
+            <w:tcW w:w="1222" w:type="dxa"/>
+          </w:tcPr>
+          <w:p>
+            <w:r>
+              <w:t>Any</w:t>
+            </w:r>
+          </w:p>
+        </w:tc>
+        <w:tc>
+          <w:tcPr>
+            <w:tcW w:w="1705" w:type="dxa"/>
+          </w:tcPr>
+          <w:p>
+            <w:r>
+              <w:t>None</w:t>
+            </w:r>
+          </w:p>
+        </w:tc>
+        <w:tc>
+          <w:tcPr>
+            <w:tcW w:w="1237" w:type="dxa"/>
+          </w:tcPr>
+          <w:p>
+            <w:r>
+              <w:t>20</w:t>
+            </w:r>
+            <w:r>
+              <w:t xml:space="preserve">0 </w:t>
+            </w:r>
+            <w:r>
+              <w:t>Access Granted</w:t>
+            </w:r>
+          </w:p>
+          <w:p/>
+        </w:tc>
+        <w:tc>
+          <w:tcPr>
+            <w:tcW w:w="2246" w:type="dxa"/>
+          </w:tcPr>
+          <w:p>
+            <w:r>
+              <w:t>404: User not found</w:t>
+            </w:r>
+          </w:p>
+          <w:p/>
+          <w:p/>
+          <w:p>
+            <w:r>
+              <w:t>401: Access denied</w:t>
+            </w:r>
+          </w:p>
+        </w:tc>
+      </w:tr>
+      <w:tr>
+        <w:trPr>
+          <w:trHeight w:val="483"/>
+        </w:trPr>
+        <w:tc>
+          <w:tcPr>
+            <w:tcW w:w="1049" w:type="dxa"/>
+          </w:tcPr>
+          <w:p>
+            <w:r>
+              <w:t>GET</w:t>
+            </w:r>
+          </w:p>
+        </w:tc>
+        <w:tc>
+          <w:tcPr>
+            <w:tcW w:w="2386" w:type="dxa"/>
+          </w:tcPr>
+          <w:p>
+            <w:r>
+              <w:t>/api/users/organisers</w:t>
+            </w:r>
+          </w:p>
+        </w:tc>
+        <w:tc>
+          <w:tcPr>
+            <w:tcW w:w="1492" w:type="dxa"/>
+          </w:tcPr>
+          <w:p>
+            <w:r>
+              <w:t xml:space="preserve">Gets the logged in organisers </w:t>
+            </w:r>
+            <w:r>
+              <w:lastRenderedPageBreak/>
+              <w:t xml:space="preserve">information and displays </w:t>
+            </w:r>
+          </w:p>
+        </w:tc>
+        <w:tc>
+          <w:tcPr>
+            <w:tcW w:w="1222" w:type="dxa"/>
+          </w:tcPr>
+          <w:p>
+            <w:r>
+              <w:lastRenderedPageBreak/>
+              <w:t>Any</w:t>
+            </w:r>
+          </w:p>
+        </w:tc>
+        <w:tc>
+          <w:tcPr>
+            <w:tcW w:w="1705" w:type="dxa"/>
+          </w:tcPr>
+          <w:p>
+            <w:r>
+              <w:t>None</w:t>
+            </w:r>
+          </w:p>
+        </w:tc>
+        <w:tc>
+          <w:tcPr>
+            <w:tcW w:w="1237" w:type="dxa"/>
+          </w:tcPr>
+          <w:p>
+            <w:r>
+              <w:t>200 Access Granted</w:t>
+            </w:r>
+          </w:p>
+          <w:p/>
+        </w:tc>
+        <w:tc>
+          <w:tcPr>
+            <w:tcW w:w="2246" w:type="dxa"/>
+          </w:tcPr>
+          <w:p>
+            <w:r>
+              <w:lastRenderedPageBreak/>
+              <w:t>404: User not found</w:t>
+            </w:r>
+          </w:p>
+          <w:p/>
+          <w:p/>
+          <w:p>
+            <w:r>
+              <w:lastRenderedPageBreak/>
+              <w:t>401: Access denied</w:t>
+            </w:r>
+          </w:p>
+        </w:tc>
+      </w:tr>
+      <w:tr>
+        <w:trPr>
+          <w:trHeight w:val="483"/>
+        </w:trPr>
+        <w:tc>
+          <w:tcPr>
+            <w:tcW w:w="1049" w:type="dxa"/>
+          </w:tcPr>
+          <w:p>
+            <w:r>
+              <w:lastRenderedPageBreak/>
+              <w:t>PUT</w:t>
+            </w:r>
+          </w:p>
+        </w:tc>
+        <w:tc>
+          <w:tcPr>
+            <w:tcW w:w="2386" w:type="dxa"/>
+          </w:tcPr>
+          <w:p>
+            <w:r>
+              <w:t>/api/users/me</w:t>
+            </w:r>
+          </w:p>
+        </w:tc>
+        <w:tc>
+          <w:tcPr>
+            <w:tcW w:w="1492" w:type="dxa"/>
+          </w:tcPr>
+          <w:p>
+            <w:r>
+              <w:t>Update the current logged in users’ profile</w:t>
+            </w:r>
+          </w:p>
+        </w:tc>
+        <w:tc>
+          <w:tcPr>
+            <w:tcW w:w="1222" w:type="dxa"/>
+          </w:tcPr>
+          <w:p>
+            <w:r>
+              <w:t>Organiser</w:t>
+            </w:r>
+          </w:p>
+        </w:tc>
+        <w:tc>
+          <w:tcPr>
+            <w:tcW w:w="1705" w:type="dxa"/>
+          </w:tcPr>
+          <w:p>
+            <w:r>
+              <w:t>{UserName,</w:t>
+            </w:r>
+          </w:p>
+          <w:p>
+            <w:r>
+              <w:t>UserSurname,</w:t>
+            </w:r>
+          </w:p>
+          <w:p>
+            <w:r>
+              <w:t>Password</w:t>
+            </w:r>
+          </w:p>
+          <w:p>
+            <w:r>
+              <w:t>Email, phone}</w:t>
+            </w:r>
+          </w:p>
+        </w:tc>
+        <w:tc>
+          <w:tcPr>
+            <w:tcW w:w="1237" w:type="dxa"/>
+          </w:tcPr>
+          <w:p>
+            <w:r>
+              <w:t>200 Access Granted</w:t>
+            </w:r>
+          </w:p>
+        </w:tc>
+        <w:tc>
+          <w:tcPr>
+            <w:tcW w:w="2246" w:type="dxa"/>
+          </w:tcPr>
+          <w:p>
+            <w:r>
+              <w:t>404: User not found</w:t>
+            </w:r>
+          </w:p>
+          <w:p/>
           <w:p/>
           <w:p>
             <w:r>
@@ -530,394 +1069,9 @@
     <w:p/>
     <w:p>
       <w:pPr>
-        <w:rPr>
-          <w:b/>
-          <w:bCs/>
-        </w:rPr>
+        <w:pStyle w:val="Heading1"/>
       </w:pPr>
       <w:r>
-        <w:rPr>
-          <w:b/>
-          <w:bCs/>
-        </w:rPr>
-        <w:t>User Profile</w:t>
-      </w:r>
-    </w:p>
-    <w:tbl>
-      <w:tblPr>
-        <w:tblStyle w:val="TableGrid"/>
-        <w:tblW w:w="11104" w:type="dxa"/>
-        <w:tblInd w:w="-941" w:type="dxa"/>
-        <w:tblLook w:val="04A0" w:firstRow="1" w:lastRow="0" w:firstColumn="1" w:lastColumn="0" w:noHBand="0" w:noVBand="1"/>
-      </w:tblPr>
-      <w:tblGrid>
-        <w:gridCol w:w="1009"/>
-        <w:gridCol w:w="2386"/>
-        <w:gridCol w:w="1419"/>
-        <w:gridCol w:w="1264"/>
-        <w:gridCol w:w="1705"/>
-        <w:gridCol w:w="1181"/>
-        <w:gridCol w:w="2140"/>
-      </w:tblGrid>
-      <w:tr>
-        <w:trPr>
-          <w:trHeight w:val="988"/>
-        </w:trPr>
-        <w:tc>
-          <w:tcPr>
-            <w:tcW w:w="1009" w:type="dxa"/>
-          </w:tcPr>
-          <w:p>
-            <w:r>
-              <w:t xml:space="preserve">Method </w:t>
-            </w:r>
-          </w:p>
-        </w:tc>
-        <w:tc>
-          <w:tcPr>
-            <w:tcW w:w="2386" w:type="dxa"/>
-          </w:tcPr>
-          <w:p>
-            <w:r>
-              <w:t>Route</w:t>
-            </w:r>
-          </w:p>
-        </w:tc>
-        <w:tc>
-          <w:tcPr>
-            <w:tcW w:w="1419" w:type="dxa"/>
-          </w:tcPr>
-          <w:p>
-            <w:r>
-              <w:t>Description</w:t>
-            </w:r>
-          </w:p>
-        </w:tc>
-        <w:tc>
-          <w:tcPr>
-            <w:tcW w:w="1264" w:type="dxa"/>
-          </w:tcPr>
-          <w:p>
-            <w:r>
-              <w:t>Role Required</w:t>
-            </w:r>
-          </w:p>
-        </w:tc>
-        <w:tc>
-          <w:tcPr>
-            <w:tcW w:w="1705" w:type="dxa"/>
-          </w:tcPr>
-          <w:p>
-            <w:r>
-              <w:t>Request body</w:t>
-            </w:r>
-          </w:p>
-        </w:tc>
-        <w:tc>
-          <w:tcPr>
-            <w:tcW w:w="1181" w:type="dxa"/>
-          </w:tcPr>
-          <w:p>
-            <w:r>
-              <w:t>Expected response</w:t>
-            </w:r>
-          </w:p>
-        </w:tc>
-        <w:tc>
-          <w:tcPr>
-            <w:tcW w:w="2140" w:type="dxa"/>
-          </w:tcPr>
-          <w:p>
-            <w:r>
-              <w:t>Unexpected responses(Failure)</w:t>
-            </w:r>
-          </w:p>
-        </w:tc>
-      </w:tr>
-      <w:tr>
-        <w:trPr>
-          <w:trHeight w:val="1772"/>
-        </w:trPr>
-        <w:tc>
-          <w:tcPr>
-            <w:tcW w:w="1009" w:type="dxa"/>
-          </w:tcPr>
-          <w:p>
-            <w:r>
-              <w:t>GET</w:t>
-            </w:r>
-          </w:p>
-        </w:tc>
-        <w:tc>
-          <w:tcPr>
-            <w:tcW w:w="2386" w:type="dxa"/>
-          </w:tcPr>
-          <w:p>
-            <w:r>
-              <w:t>/api/users/me</w:t>
-            </w:r>
-          </w:p>
-        </w:tc>
-        <w:tc>
-          <w:tcPr>
-            <w:tcW w:w="1419" w:type="dxa"/>
-          </w:tcPr>
-          <w:p>
-            <w:r>
-              <w:t>Gets the logged-in users’ information and displays</w:t>
-            </w:r>
-          </w:p>
-        </w:tc>
-        <w:tc>
-          <w:tcPr>
-            <w:tcW w:w="1264" w:type="dxa"/>
-          </w:tcPr>
-          <w:p>
-            <w:r>
-              <w:t>Any</w:t>
-            </w:r>
-          </w:p>
-        </w:tc>
-        <w:tc>
-          <w:tcPr>
-            <w:tcW w:w="1705" w:type="dxa"/>
-          </w:tcPr>
-          <w:p>
-            <w:r>
-              <w:t>None</w:t>
-            </w:r>
-          </w:p>
-        </w:tc>
-        <w:tc>
-          <w:tcPr>
-            <w:tcW w:w="1181" w:type="dxa"/>
-          </w:tcPr>
-          <w:p>
-            <w:r>
-              <w:t>20</w:t>
-            </w:r>
-            <w:r>
-              <w:t xml:space="preserve">0 </w:t>
-            </w:r>
-            <w:r>
-              <w:t>Access Granted</w:t>
-            </w:r>
-          </w:p>
-          <w:p/>
-        </w:tc>
-        <w:tc>
-          <w:tcPr>
-            <w:tcW w:w="2140" w:type="dxa"/>
-          </w:tcPr>
-          <w:p>
-            <w:r>
-              <w:t>404: User not found</w:t>
-            </w:r>
-          </w:p>
-          <w:p/>
-          <w:p/>
-          <w:p>
-            <w:r>
-              <w:t>401: Access denied</w:t>
-            </w:r>
-          </w:p>
-        </w:tc>
-      </w:tr>
-      <w:tr>
-        <w:trPr>
-          <w:trHeight w:val="483"/>
-        </w:trPr>
-        <w:tc>
-          <w:tcPr>
-            <w:tcW w:w="1009" w:type="dxa"/>
-          </w:tcPr>
-          <w:p>
-            <w:r>
-              <w:t>GET</w:t>
-            </w:r>
-          </w:p>
-        </w:tc>
-        <w:tc>
-          <w:tcPr>
-            <w:tcW w:w="2386" w:type="dxa"/>
-          </w:tcPr>
-          <w:p>
-            <w:r>
-              <w:t>/api/users/organisers</w:t>
-            </w:r>
-          </w:p>
-        </w:tc>
-        <w:tc>
-          <w:tcPr>
-            <w:tcW w:w="1419" w:type="dxa"/>
-          </w:tcPr>
-          <w:p>
-            <w:r>
-              <w:t xml:space="preserve">Gets the logged in organisers information and displays </w:t>
-            </w:r>
-          </w:p>
-        </w:tc>
-        <w:tc>
-          <w:tcPr>
-            <w:tcW w:w="1264" w:type="dxa"/>
-          </w:tcPr>
-          <w:p>
-            <w:r>
-              <w:t>Any</w:t>
-            </w:r>
-          </w:p>
-        </w:tc>
-        <w:tc>
-          <w:tcPr>
-            <w:tcW w:w="1705" w:type="dxa"/>
-          </w:tcPr>
-          <w:p>
-            <w:r>
-              <w:t>None</w:t>
-            </w:r>
-          </w:p>
-        </w:tc>
-        <w:tc>
-          <w:tcPr>
-            <w:tcW w:w="1181" w:type="dxa"/>
-          </w:tcPr>
-          <w:p>
-            <w:r>
-              <w:t>200 Access Granted</w:t>
-            </w:r>
-          </w:p>
-          <w:p/>
-        </w:tc>
-        <w:tc>
-          <w:tcPr>
-            <w:tcW w:w="2140" w:type="dxa"/>
-          </w:tcPr>
-          <w:p>
-            <w:r>
-              <w:t>404: User not found</w:t>
-            </w:r>
-          </w:p>
-          <w:p/>
-          <w:p/>
-          <w:p>
-            <w:r>
-              <w:t>401: Access denied</w:t>
-            </w:r>
-          </w:p>
-        </w:tc>
-      </w:tr>
-      <w:tr>
-        <w:trPr>
-          <w:trHeight w:val="483"/>
-        </w:trPr>
-        <w:tc>
-          <w:tcPr>
-            <w:tcW w:w="1009" w:type="dxa"/>
-          </w:tcPr>
-          <w:p>
-            <w:r>
-              <w:lastRenderedPageBreak/>
-              <w:t>PUT</w:t>
-            </w:r>
-          </w:p>
-        </w:tc>
-        <w:tc>
-          <w:tcPr>
-            <w:tcW w:w="2386" w:type="dxa"/>
-          </w:tcPr>
-          <w:p>
-            <w:r>
-              <w:t>/api/users/me</w:t>
-            </w:r>
-          </w:p>
-        </w:tc>
-        <w:tc>
-          <w:tcPr>
-            <w:tcW w:w="1419" w:type="dxa"/>
-          </w:tcPr>
-          <w:p>
-            <w:r>
-              <w:t>Update the current logged in users’ profile</w:t>
-            </w:r>
-          </w:p>
-        </w:tc>
-        <w:tc>
-          <w:tcPr>
-            <w:tcW w:w="1264" w:type="dxa"/>
-          </w:tcPr>
-          <w:p>
-            <w:r>
-              <w:t>Organiser</w:t>
-            </w:r>
-          </w:p>
-        </w:tc>
-        <w:tc>
-          <w:tcPr>
-            <w:tcW w:w="1705" w:type="dxa"/>
-          </w:tcPr>
-          <w:p>
-            <w:r>
-              <w:t>{UserName,</w:t>
-            </w:r>
-          </w:p>
-          <w:p>
-            <w:r>
-              <w:t>UserSurname,</w:t>
-            </w:r>
-          </w:p>
-          <w:p>
-            <w:r>
-              <w:t>Password</w:t>
-            </w:r>
-          </w:p>
-          <w:p>
-            <w:r>
-              <w:t>Email, phone}</w:t>
-            </w:r>
-          </w:p>
-        </w:tc>
-        <w:tc>
-          <w:tcPr>
-            <w:tcW w:w="1181" w:type="dxa"/>
-          </w:tcPr>
-          <w:p>
-            <w:r>
-              <w:t>200 Access Granted</w:t>
-            </w:r>
-          </w:p>
-        </w:tc>
-        <w:tc>
-          <w:tcPr>
-            <w:tcW w:w="2140" w:type="dxa"/>
-          </w:tcPr>
-          <w:p>
-            <w:r>
-              <w:t>404: User not found</w:t>
-            </w:r>
-          </w:p>
-          <w:p/>
-          <w:p/>
-          <w:p>
-            <w:r>
-              <w:t>401: Access denied</w:t>
-            </w:r>
-          </w:p>
-        </w:tc>
-      </w:tr>
-    </w:tbl>
-    <w:p/>
-    <w:p>
-      <w:pPr>
-        <w:rPr>
-          <w:b/>
-          <w:bCs/>
-        </w:rPr>
-      </w:pPr>
-      <w:r>
-        <w:rPr>
-          <w:b/>
-          <w:bCs/>
-        </w:rPr>
         <w:t>Events</w:t>
       </w:r>
     </w:p>
@@ -929,13 +1083,13 @@
         <w:tblLook w:val="04A0" w:firstRow="1" w:lastRow="0" w:firstColumn="1" w:lastColumn="0" w:noHBand="0" w:noVBand="1"/>
       </w:tblPr>
       <w:tblGrid>
-        <w:gridCol w:w="1015"/>
+        <w:gridCol w:w="1049"/>
         <w:gridCol w:w="1768"/>
-        <w:gridCol w:w="1419"/>
+        <w:gridCol w:w="1492"/>
         <w:gridCol w:w="2091"/>
         <w:gridCol w:w="1490"/>
         <w:gridCol w:w="1295"/>
-        <w:gridCol w:w="2140"/>
+        <w:gridCol w:w="2246"/>
       </w:tblGrid>
       <w:tr>
         <w:trPr>
@@ -946,7 +1100,17 @@
             <w:tcW w:w="1015" w:type="dxa"/>
           </w:tcPr>
           <w:p>
-            <w:r>
+            <w:pPr>
+              <w:rPr>
+                <w:b/>
+                <w:bCs/>
+              </w:rPr>
+            </w:pPr>
+            <w:r>
+              <w:rPr>
+                <w:b/>
+                <w:bCs/>
+              </w:rPr>
               <w:t>Method</w:t>
             </w:r>
           </w:p>
@@ -956,7 +1120,17 @@
             <w:tcW w:w="1768" w:type="dxa"/>
           </w:tcPr>
           <w:p>
-            <w:r>
+            <w:pPr>
+              <w:rPr>
+                <w:b/>
+                <w:bCs/>
+              </w:rPr>
+            </w:pPr>
+            <w:r>
+              <w:rPr>
+                <w:b/>
+                <w:bCs/>
+              </w:rPr>
               <w:t>Route</w:t>
             </w:r>
           </w:p>
@@ -966,7 +1140,17 @@
             <w:tcW w:w="1419" w:type="dxa"/>
           </w:tcPr>
           <w:p>
-            <w:r>
+            <w:pPr>
+              <w:rPr>
+                <w:b/>
+                <w:bCs/>
+              </w:rPr>
+            </w:pPr>
+            <w:r>
+              <w:rPr>
+                <w:b/>
+                <w:bCs/>
+              </w:rPr>
               <w:t>Description</w:t>
             </w:r>
           </w:p>
@@ -976,7 +1160,17 @@
             <w:tcW w:w="2091" w:type="dxa"/>
           </w:tcPr>
           <w:p>
-            <w:r>
+            <w:pPr>
+              <w:rPr>
+                <w:b/>
+                <w:bCs/>
+              </w:rPr>
+            </w:pPr>
+            <w:r>
+              <w:rPr>
+                <w:b/>
+                <w:bCs/>
+              </w:rPr>
               <w:t>Role Required</w:t>
             </w:r>
           </w:p>
@@ -986,7 +1180,17 @@
             <w:tcW w:w="1490" w:type="dxa"/>
           </w:tcPr>
           <w:p>
-            <w:r>
+            <w:pPr>
+              <w:rPr>
+                <w:b/>
+                <w:bCs/>
+              </w:rPr>
+            </w:pPr>
+            <w:r>
+              <w:rPr>
+                <w:b/>
+                <w:bCs/>
+              </w:rPr>
               <w:t>Request body</w:t>
             </w:r>
           </w:p>
@@ -996,7 +1200,17 @@
             <w:tcW w:w="1295" w:type="dxa"/>
           </w:tcPr>
           <w:p>
-            <w:r>
+            <w:pPr>
+              <w:rPr>
+                <w:b/>
+                <w:bCs/>
+              </w:rPr>
+            </w:pPr>
+            <w:r>
+              <w:rPr>
+                <w:b/>
+                <w:bCs/>
+              </w:rPr>
               <w:t>Expected response</w:t>
             </w:r>
           </w:p>
@@ -1006,7 +1220,17 @@
             <w:tcW w:w="2140" w:type="dxa"/>
           </w:tcPr>
           <w:p>
-            <w:r>
+            <w:pPr>
+              <w:rPr>
+                <w:b/>
+                <w:bCs/>
+              </w:rPr>
+            </w:pPr>
+            <w:r>
+              <w:rPr>
+                <w:b/>
+                <w:bCs/>
+              </w:rPr>
               <w:t>Unexpected responses(Failure)</w:t>
             </w:r>
           </w:p>
@@ -1369,6 +1593,885 @@
         </w:tc>
       </w:tr>
     </w:tbl>
+    <w:p/>
+    <w:p>
+      <w:pPr>
+        <w:pStyle w:val="Heading1"/>
+      </w:pPr>
+      <w:r>
+        <w:lastRenderedPageBreak/>
+        <w:t>Categories</w:t>
+      </w:r>
+    </w:p>
+    <w:tbl>
+      <w:tblPr>
+        <w:tblStyle w:val="TableGrid"/>
+        <w:tblpPr w:leftFromText="180" w:rightFromText="180" w:vertAnchor="text" w:horzAnchor="margin" w:tblpXSpec="center" w:tblpY="292"/>
+        <w:tblW w:w="10988" w:type="dxa"/>
+        <w:tblLook w:val="04A0" w:firstRow="1" w:lastRow="0" w:firstColumn="1" w:lastColumn="0" w:noHBand="0" w:noVBand="1"/>
+      </w:tblPr>
+      <w:tblGrid>
+        <w:gridCol w:w="1049"/>
+        <w:gridCol w:w="2913"/>
+        <w:gridCol w:w="1530"/>
+        <w:gridCol w:w="1222"/>
+        <w:gridCol w:w="1947"/>
+        <w:gridCol w:w="1237"/>
+        <w:gridCol w:w="1725"/>
+      </w:tblGrid>
+      <w:tr>
+        <w:trPr>
+          <w:trHeight w:val="1413"/>
+        </w:trPr>
+        <w:tc>
+          <w:tcPr>
+            <w:tcW w:w="949" w:type="dxa"/>
+          </w:tcPr>
+          <w:p>
+            <w:pPr>
+              <w:rPr>
+                <w:b/>
+                <w:bCs/>
+              </w:rPr>
+            </w:pPr>
+            <w:r>
+              <w:rPr>
+                <w:b/>
+                <w:bCs/>
+              </w:rPr>
+              <w:t>Method</w:t>
+            </w:r>
+          </w:p>
+        </w:tc>
+        <w:tc>
+          <w:tcPr>
+            <w:tcW w:w="2636" w:type="dxa"/>
+          </w:tcPr>
+          <w:p>
+            <w:pPr>
+              <w:rPr>
+                <w:b/>
+                <w:bCs/>
+              </w:rPr>
+            </w:pPr>
+            <w:r>
+              <w:rPr>
+                <w:b/>
+                <w:bCs/>
+              </w:rPr>
+              <w:t>Route</w:t>
+            </w:r>
+          </w:p>
+        </w:tc>
+        <w:tc>
+          <w:tcPr>
+            <w:tcW w:w="1384" w:type="dxa"/>
+          </w:tcPr>
+          <w:p>
+            <w:pPr>
+              <w:rPr>
+                <w:b/>
+                <w:bCs/>
+              </w:rPr>
+            </w:pPr>
+            <w:r>
+              <w:rPr>
+                <w:b/>
+                <w:bCs/>
+              </w:rPr>
+              <w:t>Description</w:t>
+            </w:r>
+          </w:p>
+        </w:tc>
+        <w:tc>
+          <w:tcPr>
+            <w:tcW w:w="1106" w:type="dxa"/>
+          </w:tcPr>
+          <w:p>
+            <w:pPr>
+              <w:rPr>
+                <w:b/>
+                <w:bCs/>
+              </w:rPr>
+            </w:pPr>
+            <w:r>
+              <w:rPr>
+                <w:b/>
+                <w:bCs/>
+              </w:rPr>
+              <w:t>Role Required</w:t>
+            </w:r>
+          </w:p>
+        </w:tc>
+        <w:tc>
+          <w:tcPr>
+            <w:tcW w:w="1762" w:type="dxa"/>
+          </w:tcPr>
+          <w:p>
+            <w:pPr>
+              <w:rPr>
+                <w:b/>
+                <w:bCs/>
+              </w:rPr>
+            </w:pPr>
+            <w:r>
+              <w:rPr>
+                <w:b/>
+                <w:bCs/>
+              </w:rPr>
+              <w:t>Request body</w:t>
+            </w:r>
+          </w:p>
+        </w:tc>
+        <w:tc>
+          <w:tcPr>
+            <w:tcW w:w="1119" w:type="dxa"/>
+          </w:tcPr>
+          <w:p>
+            <w:pPr>
+              <w:rPr>
+                <w:b/>
+                <w:bCs/>
+              </w:rPr>
+            </w:pPr>
+            <w:r>
+              <w:rPr>
+                <w:b/>
+                <w:bCs/>
+              </w:rPr>
+              <w:t>Expected response</w:t>
+            </w:r>
+          </w:p>
+        </w:tc>
+        <w:tc>
+          <w:tcPr>
+            <w:tcW w:w="2032" w:type="dxa"/>
+          </w:tcPr>
+          <w:p>
+            <w:pPr>
+              <w:rPr>
+                <w:b/>
+                <w:bCs/>
+              </w:rPr>
+            </w:pPr>
+            <w:r>
+              <w:rPr>
+                <w:b/>
+                <w:bCs/>
+              </w:rPr>
+              <w:t>Unexpected responses</w:t>
+            </w:r>
+          </w:p>
+        </w:tc>
+      </w:tr>
+      <w:tr>
+        <w:trPr>
+          <w:trHeight w:val="712"/>
+        </w:trPr>
+        <w:tc>
+          <w:tcPr>
+            <w:tcW w:w="949" w:type="dxa"/>
+          </w:tcPr>
+          <w:p>
+            <w:r>
+              <w:t>GET</w:t>
+            </w:r>
+          </w:p>
+        </w:tc>
+        <w:tc>
+          <w:tcPr>
+            <w:tcW w:w="2636" w:type="dxa"/>
+          </w:tcPr>
+          <w:p>
+            <w:r>
+              <w:t>/api/events/{id}/categories</w:t>
+            </w:r>
+          </w:p>
+        </w:tc>
+        <w:tc>
+          <w:tcPr>
+            <w:tcW w:w="1384" w:type="dxa"/>
+          </w:tcPr>
+          <w:p>
+            <w:r>
+              <w:t xml:space="preserve">Lists race categories for an event </w:t>
+            </w:r>
+          </w:p>
+        </w:tc>
+        <w:tc>
+          <w:tcPr>
+            <w:tcW w:w="1106" w:type="dxa"/>
+          </w:tcPr>
+          <w:p>
+            <w:r>
+              <w:t>NONE</w:t>
+            </w:r>
+          </w:p>
+        </w:tc>
+        <w:tc>
+          <w:tcPr>
+            <w:tcW w:w="1762" w:type="dxa"/>
+          </w:tcPr>
+          <w:p>
+            <w:r>
+              <w:t>NONE</w:t>
+            </w:r>
+          </w:p>
+        </w:tc>
+        <w:tc>
+          <w:tcPr>
+            <w:tcW w:w="1119" w:type="dxa"/>
+          </w:tcPr>
+          <w:p>
+            <w:r>
+              <w:t>200: Event category displayed</w:t>
+            </w:r>
+          </w:p>
+        </w:tc>
+        <w:tc>
+          <w:tcPr>
+            <w:tcW w:w="2032" w:type="dxa"/>
+          </w:tcPr>
+          <w:p>
+            <w:r>
+              <w:t xml:space="preserve">404: </w:t>
+            </w:r>
+          </w:p>
+          <w:p>
+            <w:r>
+              <w:t xml:space="preserve">Category </w:t>
+            </w:r>
+          </w:p>
+          <w:p>
+            <w:r>
+              <w:t>not found</w:t>
+            </w:r>
+          </w:p>
+          <w:p/>
+          <w:p>
+            <w:r>
+              <w:t>403: Forbidden</w:t>
+            </w:r>
+          </w:p>
+          <w:p/>
+        </w:tc>
+      </w:tr>
+      <w:tr>
+        <w:trPr>
+          <w:trHeight w:val="348"/>
+        </w:trPr>
+        <w:tc>
+          <w:tcPr>
+            <w:tcW w:w="949" w:type="dxa"/>
+          </w:tcPr>
+          <w:p>
+            <w:r>
+              <w:t>DELETE</w:t>
+            </w:r>
+          </w:p>
+        </w:tc>
+        <w:tc>
+          <w:tcPr>
+            <w:tcW w:w="2636" w:type="dxa"/>
+          </w:tcPr>
+          <w:p>
+            <w:r>
+              <w:t>/api/category/{id}</w:t>
+            </w:r>
+          </w:p>
+        </w:tc>
+        <w:tc>
+          <w:tcPr>
+            <w:tcW w:w="1384" w:type="dxa"/>
+          </w:tcPr>
+          <w:p>
+            <w:r>
+              <w:t>Removes a category permanently</w:t>
+            </w:r>
+          </w:p>
+        </w:tc>
+        <w:tc>
+          <w:tcPr>
+            <w:tcW w:w="1106" w:type="dxa"/>
+          </w:tcPr>
+          <w:p>
+            <w:r>
+              <w:t>Organiser</w:t>
+            </w:r>
+          </w:p>
+          <w:p>
+            <w:pPr>
+              <w:rPr>
+                <w:b/>
+                <w:bCs/>
+              </w:rPr>
+            </w:pPr>
+            <w:r>
+              <w:t>(Owner)</w:t>
+            </w:r>
+          </w:p>
+        </w:tc>
+        <w:tc>
+          <w:tcPr>
+            <w:tcW w:w="1762" w:type="dxa"/>
+          </w:tcPr>
+          <w:p>
+            <w:r>
+              <w:t>NONE</w:t>
+            </w:r>
+          </w:p>
+        </w:tc>
+        <w:tc>
+          <w:tcPr>
+            <w:tcW w:w="1119" w:type="dxa"/>
+          </w:tcPr>
+          <w:p>
+            <w:r>
+              <w:t>204: No content</w:t>
+            </w:r>
+          </w:p>
+        </w:tc>
+        <w:tc>
+          <w:tcPr>
+            <w:tcW w:w="2032" w:type="dxa"/>
+          </w:tcPr>
+          <w:p>
+            <w:r>
+              <w:t>404: No category found</w:t>
+            </w:r>
+          </w:p>
+          <w:p/>
+          <w:p>
+            <w:r>
+              <w:t>403:</w:t>
+            </w:r>
+          </w:p>
+          <w:p>
+            <w:r>
+              <w:t>Forbidden</w:t>
+            </w:r>
+          </w:p>
+        </w:tc>
+      </w:tr>
+      <w:tr>
+        <w:trPr>
+          <w:trHeight w:val="348"/>
+        </w:trPr>
+        <w:tc>
+          <w:tcPr>
+            <w:tcW w:w="949" w:type="dxa"/>
+          </w:tcPr>
+          <w:p>
+            <w:r>
+              <w:t>PUT</w:t>
+            </w:r>
+          </w:p>
+        </w:tc>
+        <w:tc>
+          <w:tcPr>
+            <w:tcW w:w="2636" w:type="dxa"/>
+          </w:tcPr>
+          <w:p>
+            <w:r>
+              <w:t>/api/categories/{id}</w:t>
+            </w:r>
+          </w:p>
+        </w:tc>
+        <w:tc>
+          <w:tcPr>
+            <w:tcW w:w="1384" w:type="dxa"/>
+          </w:tcPr>
+          <w:p>
+            <w:r>
+              <w:t>Updates a categories details</w:t>
+            </w:r>
+          </w:p>
+        </w:tc>
+        <w:tc>
+          <w:tcPr>
+            <w:tcW w:w="1106" w:type="dxa"/>
+          </w:tcPr>
+          <w:p>
+            <w:r>
+              <w:t>Organiser</w:t>
+            </w:r>
+          </w:p>
+          <w:p>
+            <w:r>
+              <w:t>(Owner)</w:t>
+            </w:r>
+          </w:p>
+        </w:tc>
+        <w:tc>
+          <w:tcPr>
+            <w:tcW w:w="1762" w:type="dxa"/>
+          </w:tcPr>
+          <w:p>
+            <w:r>
+              <w:t>{UserName,</w:t>
+            </w:r>
+          </w:p>
+          <w:p>
+            <w:r>
+              <w:t>Distance,</w:t>
+            </w:r>
+          </w:p>
+          <w:p>
+            <w:r>
+              <w:t>MaxParticipants,</w:t>
+            </w:r>
+          </w:p>
+          <w:p>
+            <w:r>
+              <w:t>EntryFee}</w:t>
+            </w:r>
+          </w:p>
+        </w:tc>
+        <w:tc>
+          <w:tcPr>
+            <w:tcW w:w="1119" w:type="dxa"/>
+          </w:tcPr>
+          <w:p>
+            <w:r>
+              <w:t>200: Category displayed</w:t>
+            </w:r>
+          </w:p>
+        </w:tc>
+        <w:tc>
+          <w:tcPr>
+            <w:tcW w:w="2032" w:type="dxa"/>
+          </w:tcPr>
+          <w:p>
+            <w:r>
+              <w:t xml:space="preserve">404: </w:t>
+            </w:r>
+          </w:p>
+          <w:p>
+            <w:r>
+              <w:t xml:space="preserve">Category </w:t>
+            </w:r>
+          </w:p>
+          <w:p>
+            <w:r>
+              <w:t>not found</w:t>
+            </w:r>
+          </w:p>
+          <w:p/>
+          <w:p>
+            <w:r>
+              <w:t>403:</w:t>
+            </w:r>
+          </w:p>
+          <w:p>
+            <w:r>
+              <w:t>Forbidden</w:t>
+            </w:r>
+          </w:p>
+        </w:tc>
+      </w:tr>
+      <w:tr>
+        <w:trPr>
+          <w:trHeight w:val="348"/>
+        </w:trPr>
+        <w:tc>
+          <w:tcPr>
+            <w:tcW w:w="949" w:type="dxa"/>
+          </w:tcPr>
+          <w:p>
+            <w:r>
+              <w:t>POST</w:t>
+            </w:r>
+          </w:p>
+        </w:tc>
+        <w:tc>
+          <w:tcPr>
+            <w:tcW w:w="2636" w:type="dxa"/>
+          </w:tcPr>
+          <w:p>
+            <w:r>
+              <w:t>/api/categories/{id}</w:t>
+            </w:r>
+          </w:p>
+        </w:tc>
+        <w:tc>
+          <w:tcPr>
+            <w:tcW w:w="1384" w:type="dxa"/>
+          </w:tcPr>
+          <w:p>
+            <w:r>
+              <w:t>Adds a category to the events</w:t>
+            </w:r>
+          </w:p>
+        </w:tc>
+        <w:tc>
+          <w:tcPr>
+            <w:tcW w:w="1106" w:type="dxa"/>
+          </w:tcPr>
+          <w:p>
+            <w:r>
+              <w:t>Organiser</w:t>
+            </w:r>
+          </w:p>
+          <w:p>
+            <w:r>
+              <w:t>(Owner)</w:t>
+            </w:r>
+          </w:p>
+        </w:tc>
+        <w:tc>
+          <w:tcPr>
+            <w:tcW w:w="1762" w:type="dxa"/>
+          </w:tcPr>
+          <w:p>
+            <w:r>
+              <w:t>{UserName,</w:t>
+            </w:r>
+          </w:p>
+          <w:p>
+            <w:r>
+              <w:t>Distance,</w:t>
+            </w:r>
+          </w:p>
+          <w:p>
+            <w:r>
+              <w:t>MaxParticipants,</w:t>
+            </w:r>
+          </w:p>
+          <w:p>
+            <w:r>
+              <w:t>EntryFee}</w:t>
+            </w:r>
+          </w:p>
+        </w:tc>
+        <w:tc>
+          <w:tcPr>
+            <w:tcW w:w="1119" w:type="dxa"/>
+          </w:tcPr>
+          <w:p>
+            <w:r>
+              <w:t>201: Category added</w:t>
+            </w:r>
+          </w:p>
+        </w:tc>
+        <w:tc>
+          <w:tcPr>
+            <w:tcW w:w="2032" w:type="dxa"/>
+          </w:tcPr>
+          <w:p>
+            <w:r>
+              <w:t>40</w:t>
+            </w:r>
+            <w:r>
+              <w:t>0</w:t>
+            </w:r>
+            <w:r>
+              <w:t xml:space="preserve">: </w:t>
+            </w:r>
+            <w:r>
+              <w:t>Bad request</w:t>
+            </w:r>
+          </w:p>
+          <w:p/>
+          <w:p>
+            <w:r>
+              <w:t>403:Forbidden</w:t>
+            </w:r>
+          </w:p>
+        </w:tc>
+      </w:tr>
+    </w:tbl>
+    <w:p/>
+    <w:p>
+      <w:pPr>
+        <w:rPr>
+          <w:b/>
+          <w:bCs/>
+        </w:rPr>
+      </w:pPr>
+    </w:p>
+    <w:tbl>
+      <w:tblPr>
+        <w:tblStyle w:val="TableGrid"/>
+        <w:tblpPr w:leftFromText="180" w:rightFromText="180" w:vertAnchor="text" w:horzAnchor="page" w:tblpX="241" w:tblpY="1230"/>
+        <w:tblW w:w="10060" w:type="dxa"/>
+        <w:tblLook w:val="04A0" w:firstRow="1" w:lastRow="0" w:firstColumn="1" w:lastColumn="0" w:noHBand="0" w:noVBand="1"/>
+      </w:tblPr>
+      <w:tblGrid>
+        <w:gridCol w:w="1049"/>
+        <w:gridCol w:w="2438"/>
+        <w:gridCol w:w="1492"/>
+        <w:gridCol w:w="1222"/>
+        <w:gridCol w:w="1387"/>
+        <w:gridCol w:w="1237"/>
+        <w:gridCol w:w="1535"/>
+      </w:tblGrid>
+      <w:tr>
+        <w:tc>
+          <w:tcPr>
+            <w:tcW w:w="943" w:type="dxa"/>
+          </w:tcPr>
+          <w:p>
+            <w:pPr>
+              <w:rPr>
+                <w:b/>
+                <w:bCs/>
+              </w:rPr>
+            </w:pPr>
+            <w:r>
+              <w:rPr>
+                <w:b/>
+                <w:bCs/>
+              </w:rPr>
+              <w:t>Method</w:t>
+            </w:r>
+          </w:p>
+        </w:tc>
+        <w:tc>
+          <w:tcPr>
+            <w:tcW w:w="2159" w:type="dxa"/>
+          </w:tcPr>
+          <w:p>
+            <w:pPr>
+              <w:rPr>
+                <w:b/>
+                <w:bCs/>
+              </w:rPr>
+            </w:pPr>
+            <w:r>
+              <w:rPr>
+                <w:b/>
+                <w:bCs/>
+              </w:rPr>
+              <w:t>Route</w:t>
+            </w:r>
+          </w:p>
+        </w:tc>
+        <w:tc>
+          <w:tcPr>
+            <w:tcW w:w="1332" w:type="dxa"/>
+          </w:tcPr>
+          <w:p>
+            <w:pPr>
+              <w:rPr>
+                <w:b/>
+                <w:bCs/>
+              </w:rPr>
+            </w:pPr>
+            <w:r>
+              <w:rPr>
+                <w:b/>
+                <w:bCs/>
+              </w:rPr>
+              <w:t>Description</w:t>
+            </w:r>
+          </w:p>
+        </w:tc>
+        <w:tc>
+          <w:tcPr>
+            <w:tcW w:w="1096" w:type="dxa"/>
+          </w:tcPr>
+          <w:p>
+            <w:pPr>
+              <w:rPr>
+                <w:b/>
+                <w:bCs/>
+              </w:rPr>
+            </w:pPr>
+            <w:r>
+              <w:rPr>
+                <w:b/>
+                <w:bCs/>
+              </w:rPr>
+              <w:t>Role Required</w:t>
+            </w:r>
+          </w:p>
+        </w:tc>
+        <w:tc>
+          <w:tcPr>
+            <w:tcW w:w="1008" w:type="dxa"/>
+          </w:tcPr>
+          <w:p>
+            <w:pPr>
+              <w:rPr>
+                <w:b/>
+                <w:bCs/>
+              </w:rPr>
+            </w:pPr>
+            <w:r>
+              <w:rPr>
+                <w:b/>
+                <w:bCs/>
+              </w:rPr>
+              <w:t>Request body</w:t>
+            </w:r>
+          </w:p>
+        </w:tc>
+        <w:tc>
+          <w:tcPr>
+            <w:tcW w:w="1109" w:type="dxa"/>
+          </w:tcPr>
+          <w:p>
+            <w:pPr>
+              <w:rPr>
+                <w:b/>
+                <w:bCs/>
+              </w:rPr>
+            </w:pPr>
+            <w:r>
+              <w:rPr>
+                <w:b/>
+                <w:bCs/>
+              </w:rPr>
+              <w:t>Expected response</w:t>
+            </w:r>
+          </w:p>
+        </w:tc>
+        <w:tc>
+          <w:tcPr>
+            <w:tcW w:w="2413" w:type="dxa"/>
+          </w:tcPr>
+          <w:p>
+            <w:pPr>
+              <w:rPr>
+                <w:b/>
+                <w:bCs/>
+              </w:rPr>
+            </w:pPr>
+            <w:r>
+              <w:rPr>
+                <w:b/>
+                <w:bCs/>
+              </w:rPr>
+              <w:t>Unexpected response</w:t>
+            </w:r>
+          </w:p>
+        </w:tc>
+      </w:tr>
+      <w:tr>
+        <w:tc>
+          <w:tcPr>
+            <w:tcW w:w="943" w:type="dxa"/>
+          </w:tcPr>
+          <w:p>
+            <w:r>
+              <w:t>GET</w:t>
+            </w:r>
+          </w:p>
+        </w:tc>
+        <w:tc>
+          <w:tcPr>
+            <w:tcW w:w="2159" w:type="dxa"/>
+          </w:tcPr>
+          <w:p>
+            <w:r>
+              <w:t>/api/users/me/results</w:t>
+            </w:r>
+          </w:p>
+        </w:tc>
+        <w:tc>
+          <w:tcPr>
+            <w:tcW w:w="1332" w:type="dxa"/>
+          </w:tcPr>
+          <w:p>
+            <w:r>
+              <w:t>Displays the logged in users results</w:t>
+            </w:r>
+          </w:p>
+        </w:tc>
+        <w:tc>
+          <w:tcPr>
+            <w:tcW w:w="1096" w:type="dxa"/>
+          </w:tcPr>
+          <w:p>
+            <w:r>
+              <w:t>Organiser</w:t>
+            </w:r>
+          </w:p>
+        </w:tc>
+        <w:tc>
+          <w:tcPr>
+            <w:tcW w:w="1008" w:type="dxa"/>
+          </w:tcPr>
+          <w:p>
+            <w:r>
+              <w:t>{StartTime, FinishTime,</w:t>
+            </w:r>
+          </w:p>
+          <w:p>
+            <w:r>
+              <w:t>Position</w:t>
+            </w:r>
+          </w:p>
+        </w:tc>
+        <w:tc>
+          <w:tcPr>
+            <w:tcW w:w="1109" w:type="dxa"/>
+          </w:tcPr>
+          <w:p/>
+        </w:tc>
+        <w:tc>
+          <w:tcPr>
+            <w:tcW w:w="2413" w:type="dxa"/>
+          </w:tcPr>
+          <w:p/>
+        </w:tc>
+      </w:tr>
+      <w:tr>
+        <w:tc>
+          <w:tcPr>
+            <w:tcW w:w="943" w:type="dxa"/>
+          </w:tcPr>
+          <w:p/>
+        </w:tc>
+        <w:tc>
+          <w:tcPr>
+            <w:tcW w:w="2159" w:type="dxa"/>
+          </w:tcPr>
+          <w:p/>
+        </w:tc>
+        <w:tc>
+          <w:tcPr>
+            <w:tcW w:w="1332" w:type="dxa"/>
+          </w:tcPr>
+          <w:p/>
+        </w:tc>
+        <w:tc>
+          <w:tcPr>
+            <w:tcW w:w="1096" w:type="dxa"/>
+          </w:tcPr>
+          <w:p/>
+        </w:tc>
+        <w:tc>
+          <w:tcPr>
+            <w:tcW w:w="1008" w:type="dxa"/>
+          </w:tcPr>
+          <w:p/>
+        </w:tc>
+        <w:tc>
+          <w:tcPr>
+            <w:tcW w:w="1109" w:type="dxa"/>
+          </w:tcPr>
+          <w:p/>
+        </w:tc>
+        <w:tc>
+          <w:tcPr>
+            <w:tcW w:w="2413" w:type="dxa"/>
+          </w:tcPr>
+          <w:p/>
+        </w:tc>
+      </w:tr>
+    </w:tbl>
+    <w:p>
+      <w:pPr>
+        <w:pStyle w:val="Heading1"/>
+      </w:pPr>
+      <w:r>
+        <w:t xml:space="preserve"> </w:t>
+      </w:r>
+      <w:r>
+        <w:t>Results</w:t>
+      </w:r>
+    </w:p>
     <w:p/>
     <w:p/>
     <w:sectPr>
@@ -1781,7 +2884,7 @@
   <w:style w:type="paragraph" w:default="1" w:styleId="Normal">
     <w:name w:val="Normal"/>
     <w:qFormat/>
-    <w:rsid w:val="001B0FF1"/>
+    <w:rsid w:val="002B1439"/>
   </w:style>
   <w:style w:type="paragraph" w:styleId="Heading1">
     <w:name w:val="heading 1"/>

--- a/Prog-Part-one-Poe-ST10474357.docx
+++ b/Prog-Part-one-Poe-ST10474357.docx
@@ -2183,32 +2183,36 @@
     <w:p/>
     <w:p>
       <w:pPr>
+        <w:pStyle w:val="Heading1"/>
         <w:rPr>
           <w:b/>
           <w:bCs/>
         </w:rPr>
       </w:pPr>
+      <w:r>
+        <w:t>Results</w:t>
+      </w:r>
     </w:p>
     <w:tbl>
       <w:tblPr>
         <w:tblStyle w:val="TableGrid"/>
         <w:tblpPr w:leftFromText="180" w:rightFromText="180" w:vertAnchor="text" w:horzAnchor="page" w:tblpX="241" w:tblpY="1230"/>
-        <w:tblW w:w="10060" w:type="dxa"/>
+        <w:tblW w:w="10897" w:type="dxa"/>
         <w:tblLook w:val="04A0" w:firstRow="1" w:lastRow="0" w:firstColumn="1" w:lastColumn="0" w:noHBand="0" w:noVBand="1"/>
       </w:tblPr>
       <w:tblGrid>
         <w:gridCol w:w="1049"/>
-        <w:gridCol w:w="2438"/>
+        <w:gridCol w:w="2853"/>
         <w:gridCol w:w="1492"/>
-        <w:gridCol w:w="1222"/>
+        <w:gridCol w:w="1344"/>
         <w:gridCol w:w="1387"/>
-        <w:gridCol w:w="1237"/>
+        <w:gridCol w:w="1444"/>
         <w:gridCol w:w="1535"/>
       </w:tblGrid>
       <w:tr>
         <w:tc>
           <w:tcPr>
-            <w:tcW w:w="943" w:type="dxa"/>
+            <w:tcW w:w="1049" w:type="dxa"/>
           </w:tcPr>
           <w:p>
             <w:pPr>
@@ -2228,7 +2232,7 @@
         </w:tc>
         <w:tc>
           <w:tcPr>
-            <w:tcW w:w="2159" w:type="dxa"/>
+            <w:tcW w:w="2853" w:type="dxa"/>
           </w:tcPr>
           <w:p>
             <w:pPr>
@@ -2248,7 +2252,7 @@
         </w:tc>
         <w:tc>
           <w:tcPr>
-            <w:tcW w:w="1332" w:type="dxa"/>
+            <w:tcW w:w="1492" w:type="dxa"/>
           </w:tcPr>
           <w:p>
             <w:pPr>
@@ -2268,7 +2272,7 @@
         </w:tc>
         <w:tc>
           <w:tcPr>
-            <w:tcW w:w="1096" w:type="dxa"/>
+            <w:tcW w:w="1344" w:type="dxa"/>
           </w:tcPr>
           <w:p>
             <w:pPr>
@@ -2288,7 +2292,7 @@
         </w:tc>
         <w:tc>
           <w:tcPr>
-            <w:tcW w:w="1008" w:type="dxa"/>
+            <w:tcW w:w="1387" w:type="dxa"/>
           </w:tcPr>
           <w:p>
             <w:pPr>
@@ -2308,7 +2312,7 @@
         </w:tc>
         <w:tc>
           <w:tcPr>
-            <w:tcW w:w="1109" w:type="dxa"/>
+            <w:tcW w:w="1237" w:type="dxa"/>
           </w:tcPr>
           <w:p>
             <w:pPr>
@@ -2328,7 +2332,7 @@
         </w:tc>
         <w:tc>
           <w:tcPr>
-            <w:tcW w:w="2413" w:type="dxa"/>
+            <w:tcW w:w="1535" w:type="dxa"/>
           </w:tcPr>
           <w:p>
             <w:pPr>
@@ -2350,7 +2354,7 @@
       <w:tr>
         <w:tc>
           <w:tcPr>
-            <w:tcW w:w="943" w:type="dxa"/>
+            <w:tcW w:w="1049" w:type="dxa"/>
           </w:tcPr>
           <w:p>
             <w:r>
@@ -2360,17 +2364,23 @@
         </w:tc>
         <w:tc>
           <w:tcPr>
-            <w:tcW w:w="2159" w:type="dxa"/>
-          </w:tcPr>
-          <w:p>
-            <w:r>
-              <w:t>/api/users/me/results</w:t>
-            </w:r>
-          </w:p>
-        </w:tc>
-        <w:tc>
-          <w:tcPr>
-            <w:tcW w:w="1332" w:type="dxa"/>
+            <w:tcW w:w="2853" w:type="dxa"/>
+          </w:tcPr>
+          <w:p>
+            <w:r>
+              <w:t>/api/users/me</w:t>
+            </w:r>
+            <w:r>
+              <w:t>/{id}</w:t>
+            </w:r>
+            <w:r>
+              <w:t>/results</w:t>
+            </w:r>
+          </w:p>
+        </w:tc>
+        <w:tc>
+          <w:tcPr>
+            <w:tcW w:w="1492" w:type="dxa"/>
           </w:tcPr>
           <w:p>
             <w:r>
@@ -2380,7 +2390,7 @@
         </w:tc>
         <w:tc>
           <w:tcPr>
-            <w:tcW w:w="1096" w:type="dxa"/>
+            <w:tcW w:w="1344" w:type="dxa"/>
           </w:tcPr>
           <w:p>
             <w:r>
@@ -2390,74 +2400,212 @@
         </w:tc>
         <w:tc>
           <w:tcPr>
-            <w:tcW w:w="1008" w:type="dxa"/>
-          </w:tcPr>
-          <w:p>
-            <w:r>
-              <w:t>{StartTime, FinishTime,</w:t>
-            </w:r>
-          </w:p>
-          <w:p>
-            <w:r>
-              <w:t>Position</w:t>
-            </w:r>
-          </w:p>
-        </w:tc>
-        <w:tc>
-          <w:tcPr>
-            <w:tcW w:w="1109" w:type="dxa"/>
-          </w:tcPr>
+            <w:tcW w:w="1387" w:type="dxa"/>
+          </w:tcPr>
+          <w:p>
+            <w:r>
+              <w:t>None</w:t>
+            </w:r>
+          </w:p>
           <w:p/>
         </w:tc>
         <w:tc>
           <w:tcPr>
-            <w:tcW w:w="2413" w:type="dxa"/>
-          </w:tcPr>
+            <w:tcW w:w="1237" w:type="dxa"/>
+          </w:tcPr>
+          <w:p>
+            <w:r>
+              <w:t>200:Results</w:t>
+            </w:r>
+          </w:p>
+          <w:p>
+            <w:r>
+              <w:t>Displayed</w:t>
+            </w:r>
+          </w:p>
+        </w:tc>
+        <w:tc>
+          <w:tcPr>
+            <w:tcW w:w="1535" w:type="dxa"/>
+          </w:tcPr>
+          <w:p>
+            <w:r>
+              <w:t>400:Bad request</w:t>
+            </w:r>
+          </w:p>
           <w:p/>
+          <w:p>
+            <w:r>
+              <w:t>404:Not found</w:t>
+            </w:r>
+          </w:p>
         </w:tc>
       </w:tr>
       <w:tr>
         <w:tc>
           <w:tcPr>
-            <w:tcW w:w="943" w:type="dxa"/>
-          </w:tcPr>
+            <w:tcW w:w="1049" w:type="dxa"/>
+          </w:tcPr>
+          <w:p>
+            <w:r>
+              <w:lastRenderedPageBreak/>
+              <w:t>POST</w:t>
+            </w:r>
+          </w:p>
+        </w:tc>
+        <w:tc>
+          <w:tcPr>
+            <w:tcW w:w="2853" w:type="dxa"/>
+          </w:tcPr>
+          <w:p>
+            <w:r>
+              <w:t>/api/users/me/{id}/results</w:t>
+            </w:r>
+          </w:p>
+        </w:tc>
+        <w:tc>
+          <w:tcPr>
+            <w:tcW w:w="1492" w:type="dxa"/>
+          </w:tcPr>
+          <w:p>
+            <w:r>
+              <w:t xml:space="preserve">Updates the users results </w:t>
+            </w:r>
+          </w:p>
+        </w:tc>
+        <w:tc>
+          <w:tcPr>
+            <w:tcW w:w="1344" w:type="dxa"/>
+          </w:tcPr>
+          <w:p>
+            <w:r>
+              <w:t>None</w:t>
+            </w:r>
+          </w:p>
+        </w:tc>
+        <w:tc>
+          <w:tcPr>
+            <w:tcW w:w="1387" w:type="dxa"/>
+          </w:tcPr>
+          <w:p>
+            <w:r>
+              <w:t>{StartTime, FinishTime,</w:t>
+            </w:r>
+          </w:p>
+          <w:p>
+            <w:r>
+              <w:t>Position}</w:t>
+            </w:r>
+          </w:p>
+        </w:tc>
+        <w:tc>
+          <w:tcPr>
+            <w:tcW w:w="1237" w:type="dxa"/>
+          </w:tcPr>
+          <w:p>
+            <w:r>
+              <w:t>201: Created</w:t>
+            </w:r>
+          </w:p>
+        </w:tc>
+        <w:tc>
+          <w:tcPr>
+            <w:tcW w:w="1535" w:type="dxa"/>
+          </w:tcPr>
+          <w:p>
+            <w:r>
+              <w:t>404:Not Found</w:t>
+            </w:r>
+          </w:p>
           <w:p/>
-        </w:tc>
-        <w:tc>
-          <w:tcPr>
-            <w:tcW w:w="2159" w:type="dxa"/>
-          </w:tcPr>
+          <w:p>
+            <w:r>
+              <w:t>400:Bad request</w:t>
+            </w:r>
+          </w:p>
+        </w:tc>
+      </w:tr>
+      <w:tr>
+        <w:tc>
+          <w:tcPr>
+            <w:tcW w:w="1049" w:type="dxa"/>
+          </w:tcPr>
+          <w:p>
+            <w:r>
+              <w:t>GET</w:t>
+            </w:r>
+          </w:p>
+        </w:tc>
+        <w:tc>
+          <w:tcPr>
+            <w:tcW w:w="2853" w:type="dxa"/>
+          </w:tcPr>
+          <w:p>
+            <w:r>
+              <w:t>/api/user/me/{id}/results</w:t>
+            </w:r>
+          </w:p>
+        </w:tc>
+        <w:tc>
+          <w:tcPr>
+            <w:tcW w:w="1492" w:type="dxa"/>
+          </w:tcPr>
+          <w:p>
+            <w:r>
+              <w:t>Returns the logged in users results</w:t>
+            </w:r>
+          </w:p>
+        </w:tc>
+        <w:tc>
+          <w:tcPr>
+            <w:tcW w:w="1344" w:type="dxa"/>
+          </w:tcPr>
+          <w:p>
+            <w:r>
+              <w:t>Participant</w:t>
+            </w:r>
+          </w:p>
+        </w:tc>
+        <w:tc>
+          <w:tcPr>
+            <w:tcW w:w="1387" w:type="dxa"/>
+          </w:tcPr>
+          <w:p>
+            <w:r>
+              <w:t>None</w:t>
+            </w:r>
+          </w:p>
+        </w:tc>
+        <w:tc>
+          <w:tcPr>
+            <w:tcW w:w="1237" w:type="dxa"/>
+          </w:tcPr>
+          <w:p>
+            <w:r>
+              <w:t>200:Results</w:t>
+            </w:r>
+          </w:p>
+          <w:p>
+            <w:r>
+              <w:t>Displayed</w:t>
+            </w:r>
+          </w:p>
+        </w:tc>
+        <w:tc>
+          <w:tcPr>
+            <w:tcW w:w="1535" w:type="dxa"/>
+          </w:tcPr>
+          <w:p>
+            <w:r>
+              <w:t>400:Bad request</w:t>
+            </w:r>
+          </w:p>
           <w:p/>
-        </w:tc>
-        <w:tc>
-          <w:tcPr>
-            <w:tcW w:w="1332" w:type="dxa"/>
-          </w:tcPr>
-          <w:p/>
-        </w:tc>
-        <w:tc>
-          <w:tcPr>
-            <w:tcW w:w="1096" w:type="dxa"/>
-          </w:tcPr>
-          <w:p/>
-        </w:tc>
-        <w:tc>
-          <w:tcPr>
-            <w:tcW w:w="1008" w:type="dxa"/>
-          </w:tcPr>
-          <w:p/>
-        </w:tc>
-        <w:tc>
-          <w:tcPr>
-            <w:tcW w:w="1109" w:type="dxa"/>
-          </w:tcPr>
-          <w:p/>
-        </w:tc>
-        <w:tc>
-          <w:tcPr>
-            <w:tcW w:w="2413" w:type="dxa"/>
-          </w:tcPr>
-          <w:p/>
+          <w:p>
+            <w:r>
+              <w:t>404:Not Found</w:t>
+            </w:r>
+          </w:p>
         </w:tc>
       </w:tr>
     </w:tbl>
@@ -2468,10 +2616,536 @@
       <w:r>
         <w:t xml:space="preserve"> </w:t>
       </w:r>
+    </w:p>
+    <w:p/>
+    <w:p>
+      <w:pPr>
+        <w:pStyle w:val="Heading1"/>
+      </w:pPr>
       <w:r>
-        <w:t>Results</w:t>
+        <w:t>Enrolments</w:t>
       </w:r>
     </w:p>
+    <w:tbl>
+      <w:tblPr>
+        <w:tblStyle w:val="TableGrid"/>
+        <w:tblpPr w:leftFromText="180" w:rightFromText="180" w:vertAnchor="text" w:horzAnchor="page" w:tblpX="241" w:tblpY="319"/>
+        <w:tblW w:w="11052" w:type="dxa"/>
+        <w:tblLayout w:type="fixed"/>
+        <w:tblLook w:val="04A0" w:firstRow="1" w:lastRow="0" w:firstColumn="1" w:lastColumn="0" w:noHBand="0" w:noVBand="1"/>
+      </w:tblPr>
+      <w:tblGrid>
+        <w:gridCol w:w="941"/>
+        <w:gridCol w:w="1852"/>
+        <w:gridCol w:w="1780"/>
+        <w:gridCol w:w="2079"/>
+        <w:gridCol w:w="1006"/>
+        <w:gridCol w:w="1265"/>
+        <w:gridCol w:w="2129"/>
+      </w:tblGrid>
+      <w:tr>
+        <w:trPr>
+          <w:trHeight w:val="1174"/>
+        </w:trPr>
+        <w:tc>
+          <w:tcPr>
+            <w:tcW w:w="941" w:type="dxa"/>
+          </w:tcPr>
+          <w:p>
+            <w:pPr>
+              <w:rPr>
+                <w:b/>
+                <w:bCs/>
+              </w:rPr>
+            </w:pPr>
+            <w:r>
+              <w:rPr>
+                <w:b/>
+                <w:bCs/>
+              </w:rPr>
+              <w:t>Method</w:t>
+            </w:r>
+          </w:p>
+        </w:tc>
+        <w:tc>
+          <w:tcPr>
+            <w:tcW w:w="1852" w:type="dxa"/>
+          </w:tcPr>
+          <w:p>
+            <w:pPr>
+              <w:rPr>
+                <w:b/>
+                <w:bCs/>
+              </w:rPr>
+            </w:pPr>
+            <w:r>
+              <w:rPr>
+                <w:b/>
+                <w:bCs/>
+              </w:rPr>
+              <w:t>Route</w:t>
+            </w:r>
+          </w:p>
+        </w:tc>
+        <w:tc>
+          <w:tcPr>
+            <w:tcW w:w="1780" w:type="dxa"/>
+          </w:tcPr>
+          <w:p>
+            <w:pPr>
+              <w:rPr>
+                <w:b/>
+                <w:bCs/>
+              </w:rPr>
+            </w:pPr>
+            <w:r>
+              <w:rPr>
+                <w:b/>
+                <w:bCs/>
+              </w:rPr>
+              <w:t>Description</w:t>
+            </w:r>
+          </w:p>
+        </w:tc>
+        <w:tc>
+          <w:tcPr>
+            <w:tcW w:w="2079" w:type="dxa"/>
+          </w:tcPr>
+          <w:p>
+            <w:r>
+              <w:rPr>
+                <w:b/>
+                <w:bCs/>
+              </w:rPr>
+              <w:t>Role Required</w:t>
+            </w:r>
+          </w:p>
+        </w:tc>
+        <w:tc>
+          <w:tcPr>
+            <w:tcW w:w="1006" w:type="dxa"/>
+          </w:tcPr>
+          <w:p>
+            <w:r>
+              <w:rPr>
+                <w:b/>
+                <w:bCs/>
+              </w:rPr>
+              <w:t>Request body</w:t>
+            </w:r>
+          </w:p>
+        </w:tc>
+        <w:tc>
+          <w:tcPr>
+            <w:tcW w:w="1265" w:type="dxa"/>
+          </w:tcPr>
+          <w:p>
+            <w:r>
+              <w:rPr>
+                <w:b/>
+                <w:bCs/>
+              </w:rPr>
+              <w:t>Expected response</w:t>
+            </w:r>
+          </w:p>
+        </w:tc>
+        <w:tc>
+          <w:tcPr>
+            <w:tcW w:w="2129" w:type="dxa"/>
+          </w:tcPr>
+          <w:p>
+            <w:r>
+              <w:rPr>
+                <w:b/>
+                <w:bCs/>
+              </w:rPr>
+              <w:t>Unexpected response</w:t>
+            </w:r>
+          </w:p>
+        </w:tc>
+      </w:tr>
+      <w:tr>
+        <w:trPr>
+          <w:trHeight w:val="2072"/>
+        </w:trPr>
+        <w:tc>
+          <w:tcPr>
+            <w:tcW w:w="941" w:type="dxa"/>
+          </w:tcPr>
+          <w:p>
+            <w:r>
+              <w:t>POST</w:t>
+            </w:r>
+          </w:p>
+        </w:tc>
+        <w:tc>
+          <w:tcPr>
+            <w:tcW w:w="1852" w:type="dxa"/>
+          </w:tcPr>
+          <w:p>
+            <w:r>
+              <w:t>/api/categories/{id}/enrolments</w:t>
+            </w:r>
+          </w:p>
+        </w:tc>
+        <w:tc>
+          <w:tcPr>
+            <w:tcW w:w="1780" w:type="dxa"/>
+          </w:tcPr>
+          <w:p>
+            <w:r>
+              <w:t xml:space="preserve">Updates the enrolments and log them into a category </w:t>
+            </w:r>
+          </w:p>
+        </w:tc>
+        <w:tc>
+          <w:tcPr>
+            <w:tcW w:w="2079" w:type="dxa"/>
+          </w:tcPr>
+          <w:p>
+            <w:r>
+              <w:t>Participant</w:t>
+            </w:r>
+          </w:p>
+        </w:tc>
+        <w:tc>
+          <w:tcPr>
+            <w:tcW w:w="1006" w:type="dxa"/>
+          </w:tcPr>
+          <w:p>
+            <w:r>
+              <w:t>NONE</w:t>
+            </w:r>
+          </w:p>
+        </w:tc>
+        <w:tc>
+          <w:tcPr>
+            <w:tcW w:w="1265" w:type="dxa"/>
+          </w:tcPr>
+          <w:p>
+            <w:r>
+              <w:t>200: Enrolment created</w:t>
+            </w:r>
+          </w:p>
+        </w:tc>
+        <w:tc>
+          <w:tcPr>
+            <w:tcW w:w="2129" w:type="dxa"/>
+          </w:tcPr>
+          <w:p>
+            <w:r>
+              <w:t xml:space="preserve">404: Enrolment </w:t>
+            </w:r>
+          </w:p>
+          <w:p>
+            <w:r>
+              <w:t>not found</w:t>
+            </w:r>
+          </w:p>
+          <w:p/>
+          <w:p>
+            <w:r>
+              <w:t>403:Forbidden</w:t>
+            </w:r>
+          </w:p>
+        </w:tc>
+      </w:tr>
+      <w:tr>
+        <w:trPr>
+          <w:trHeight w:val="289"/>
+        </w:trPr>
+        <w:tc>
+          <w:tcPr>
+            <w:tcW w:w="941" w:type="dxa"/>
+          </w:tcPr>
+          <w:p>
+            <w:r>
+              <w:t>DELETE</w:t>
+            </w:r>
+          </w:p>
+        </w:tc>
+        <w:tc>
+          <w:tcPr>
+            <w:tcW w:w="1852" w:type="dxa"/>
+          </w:tcPr>
+          <w:p>
+            <w:r>
+              <w:t>/api/users</w:t>
+            </w:r>
+          </w:p>
+          <w:p>
+            <w:r>
+              <w:t>/me/</w:t>
+            </w:r>
+          </w:p>
+          <w:p>
+            <w:r>
+              <w:t>enrolments</w:t>
+            </w:r>
+          </w:p>
+        </w:tc>
+        <w:tc>
+          <w:tcPr>
+            <w:tcW w:w="1780" w:type="dxa"/>
+          </w:tcPr>
+          <w:p>
+            <w:r>
+              <w:t>Withdraws the participant from the enrolments</w:t>
+            </w:r>
+          </w:p>
+        </w:tc>
+        <w:tc>
+          <w:tcPr>
+            <w:tcW w:w="2079" w:type="dxa"/>
+          </w:tcPr>
+          <w:p>
+            <w:r>
+              <w:t>Participant</w:t>
+            </w:r>
+          </w:p>
+        </w:tc>
+        <w:tc>
+          <w:tcPr>
+            <w:tcW w:w="1006" w:type="dxa"/>
+          </w:tcPr>
+          <w:p>
+            <w:r>
+              <w:t>NONE</w:t>
+            </w:r>
+          </w:p>
+        </w:tc>
+        <w:tc>
+          <w:tcPr>
+            <w:tcW w:w="1265" w:type="dxa"/>
+          </w:tcPr>
+          <w:p>
+            <w:r>
+              <w:t xml:space="preserve">204:No content </w:t>
+            </w:r>
+          </w:p>
+        </w:tc>
+        <w:tc>
+          <w:tcPr>
+            <w:tcW w:w="2129" w:type="dxa"/>
+          </w:tcPr>
+          <w:p>
+            <w:r>
+              <w:t xml:space="preserve">404: Enrolment </w:t>
+            </w:r>
+          </w:p>
+          <w:p>
+            <w:r>
+              <w:t>not found</w:t>
+            </w:r>
+          </w:p>
+          <w:p/>
+          <w:p>
+            <w:r>
+              <w:t>403:Forbidden</w:t>
+            </w:r>
+          </w:p>
+        </w:tc>
+      </w:tr>
+      <w:tr>
+        <w:trPr>
+          <w:trHeight w:val="302"/>
+        </w:trPr>
+        <w:tc>
+          <w:tcPr>
+            <w:tcW w:w="941" w:type="dxa"/>
+          </w:tcPr>
+          <w:p>
+            <w:r>
+              <w:t>GET</w:t>
+            </w:r>
+          </w:p>
+        </w:tc>
+        <w:tc>
+          <w:tcPr>
+            <w:tcW w:w="1852" w:type="dxa"/>
+          </w:tcPr>
+          <w:p>
+            <w:r>
+              <w:t>/api/categories/</w:t>
+            </w:r>
+          </w:p>
+          <w:p>
+            <w:r>
+              <w:t>{id}/</w:t>
+            </w:r>
+          </w:p>
+          <w:p>
+            <w:r>
+              <w:t>enrolments</w:t>
+            </w:r>
+          </w:p>
+        </w:tc>
+        <w:tc>
+          <w:tcPr>
+            <w:tcW w:w="1780" w:type="dxa"/>
+          </w:tcPr>
+          <w:p>
+            <w:r>
+              <w:t>Lists all participants enrolled in a category</w:t>
+            </w:r>
+          </w:p>
+        </w:tc>
+        <w:tc>
+          <w:tcPr>
+            <w:tcW w:w="2079" w:type="dxa"/>
+          </w:tcPr>
+          <w:p>
+            <w:r>
+              <w:t>Organiser</w:t>
+            </w:r>
+          </w:p>
+        </w:tc>
+        <w:tc>
+          <w:tcPr>
+            <w:tcW w:w="1006" w:type="dxa"/>
+          </w:tcPr>
+          <w:p>
+            <w:r>
+              <w:t>NONE</w:t>
+            </w:r>
+          </w:p>
+        </w:tc>
+        <w:tc>
+          <w:tcPr>
+            <w:tcW w:w="1265" w:type="dxa"/>
+          </w:tcPr>
+          <w:p>
+            <w:r>
+              <w:t>200:</w:t>
+            </w:r>
+          </w:p>
+          <w:p>
+            <w:r>
+              <w:t>Enrolments</w:t>
+            </w:r>
+          </w:p>
+          <w:p>
+            <w:r>
+              <w:t>displayed</w:t>
+            </w:r>
+          </w:p>
+        </w:tc>
+        <w:tc>
+          <w:tcPr>
+            <w:tcW w:w="2129" w:type="dxa"/>
+          </w:tcPr>
+          <w:p>
+            <w:r>
+              <w:t xml:space="preserve">404: Enrolment </w:t>
+            </w:r>
+          </w:p>
+          <w:p>
+            <w:r>
+              <w:t>not found</w:t>
+            </w:r>
+          </w:p>
+          <w:p/>
+          <w:p>
+            <w:r>
+              <w:t>403:Forbidden</w:t>
+            </w:r>
+          </w:p>
+        </w:tc>
+      </w:tr>
+      <w:tr>
+        <w:trPr>
+          <w:trHeight w:val="302"/>
+        </w:trPr>
+        <w:tc>
+          <w:tcPr>
+            <w:tcW w:w="941" w:type="dxa"/>
+          </w:tcPr>
+          <w:p>
+            <w:r>
+              <w:t xml:space="preserve">GET </w:t>
+            </w:r>
+          </w:p>
+        </w:tc>
+        <w:tc>
+          <w:tcPr>
+            <w:tcW w:w="1852" w:type="dxa"/>
+          </w:tcPr>
+          <w:p>
+            <w:r>
+              <w:t>/api//users/</w:t>
+            </w:r>
+          </w:p>
+          <w:p>
+            <w:r>
+              <w:t>me/enrolments</w:t>
+            </w:r>
+          </w:p>
+        </w:tc>
+        <w:tc>
+          <w:tcPr>
+            <w:tcW w:w="1780" w:type="dxa"/>
+          </w:tcPr>
+          <w:p>
+            <w:r>
+              <w:t>Lists all the participants enrolments</w:t>
+            </w:r>
+          </w:p>
+        </w:tc>
+        <w:tc>
+          <w:tcPr>
+            <w:tcW w:w="2079" w:type="dxa"/>
+          </w:tcPr>
+          <w:p>
+            <w:r>
+              <w:t>Participants</w:t>
+            </w:r>
+          </w:p>
+        </w:tc>
+        <w:tc>
+          <w:tcPr>
+            <w:tcW w:w="1006" w:type="dxa"/>
+          </w:tcPr>
+          <w:p>
+            <w:r>
+              <w:t>NONE</w:t>
+            </w:r>
+          </w:p>
+        </w:tc>
+        <w:tc>
+          <w:tcPr>
+            <w:tcW w:w="1265" w:type="dxa"/>
+          </w:tcPr>
+          <w:p>
+            <w:r>
+              <w:t>200: Enrolments displayed</w:t>
+            </w:r>
+          </w:p>
+        </w:tc>
+        <w:tc>
+          <w:tcPr>
+            <w:tcW w:w="2129" w:type="dxa"/>
+          </w:tcPr>
+          <w:p>
+            <w:r>
+              <w:t xml:space="preserve">404: Enrolment </w:t>
+            </w:r>
+          </w:p>
+          <w:p>
+            <w:r>
+              <w:t>not found</w:t>
+            </w:r>
+          </w:p>
+          <w:p/>
+          <w:p>
+            <w:r>
+              <w:t>403:Forbidden</w:t>
+            </w:r>
+          </w:p>
+        </w:tc>
+      </w:tr>
+    </w:tbl>
+    <w:p/>
+    <w:p/>
     <w:p/>
     <w:p/>
     <w:sectPr>
@@ -2884,7 +3558,7 @@
   <w:style w:type="paragraph" w:default="1" w:styleId="Normal">
     <w:name w:val="Normal"/>
     <w:qFormat/>
-    <w:rsid w:val="002B1439"/>
+    <w:rsid w:val="00C46D4F"/>
   </w:style>
   <w:style w:type="paragraph" w:styleId="Heading1">
     <w:name w:val="heading 1"/>

--- a/Prog-Part-one-Poe-ST10474357.docx
+++ b/Prog-Part-one-Poe-ST10474357.docx
@@ -3145,6 +3145,25 @@
       </w:tr>
     </w:tbl>
     <w:p/>
+    <w:p/>
+    <w:p/>
+    <w:p>
+      <w:pPr>
+        <w:pStyle w:val="Heading1"/>
+      </w:pPr>
+      <w:r>
+        <w:lastRenderedPageBreak/>
+        <w:t>SECTION C</w:t>
+      </w:r>
+    </w:p>
+    <w:p>
+      <w:pPr>
+        <w:pStyle w:val="Heading1"/>
+      </w:pPr>
+      <w:r>
+        <w:t>SQL</w:t>
+      </w:r>
+    </w:p>
     <w:p/>
     <w:p/>
     <w:p/>

--- a/Prog-Part-one-Poe-ST10474357.docx
+++ b/Prog-Part-one-Poe-ST10474357.docx
@@ -3166,6 +3166,69 @@
     </w:p>
     <w:p/>
     <w:p/>
+    <w:p>
+      <w:r>
+        <w:t xml:space="preserve">Create database and the Users </w:t>
+      </w:r>
+      <w:r>
+        <w:t>s</w:t>
+      </w:r>
+      <w:r>
+        <w:t xml:space="preserve">table </w:t>
+      </w:r>
+    </w:p>
+    <w:p>
+      <w:r>
+        <w:drawing>
+          <wp:inline distT="0" distB="0" distL="0" distR="0" wp14:anchorId="1D2F4A37" wp14:editId="41E60AD3">
+            <wp:extent cx="4396740" cy="2316480"/>
+            <wp:effectExtent l="0" t="0" r="3810" b="7620"/>
+            <wp:docPr id="1469031289" name="Picture 9"/>
+            <wp:cNvGraphicFramePr>
+              <a:graphicFrameLocks xmlns:a="http://schemas.openxmlformats.org/drawingml/2006/main" noChangeAspect="1"/>
+            </wp:cNvGraphicFramePr>
+            <a:graphic xmlns:a="http://schemas.openxmlformats.org/drawingml/2006/main">
+              <a:graphicData uri="http://schemas.openxmlformats.org/drawingml/2006/picture">
+                <pic:pic xmlns:pic="http://schemas.openxmlformats.org/drawingml/2006/picture">
+                  <pic:nvPicPr>
+                    <pic:cNvPr id="0" name="Picture 20"/>
+                    <pic:cNvPicPr>
+                      <a:picLocks noChangeAspect="1" noChangeArrowheads="1"/>
+                    </pic:cNvPicPr>
+                  </pic:nvPicPr>
+                  <pic:blipFill>
+                    <a:blip r:embed="rId5">
+                      <a:extLst>
+                        <a:ext uri="{28A0092B-C50C-407E-A947-70E740481C1C}">
+                          <a14:useLocalDpi xmlns:a14="http://schemas.microsoft.com/office/drawing/2010/main" val="0"/>
+                        </a:ext>
+                      </a:extLst>
+                    </a:blip>
+                    <a:srcRect/>
+                    <a:stretch>
+                      <a:fillRect/>
+                    </a:stretch>
+                  </pic:blipFill>
+                  <pic:spPr bwMode="auto">
+                    <a:xfrm>
+                      <a:off x="0" y="0"/>
+                      <a:ext cx="4396740" cy="2316480"/>
+                    </a:xfrm>
+                    <a:prstGeom prst="rect">
+                      <a:avLst/>
+                    </a:prstGeom>
+                    <a:noFill/>
+                    <a:ln>
+                      <a:noFill/>
+                    </a:ln>
+                  </pic:spPr>
+                </pic:pic>
+              </a:graphicData>
+            </a:graphic>
+          </wp:inline>
+        </w:drawing>
+      </w:r>
+    </w:p>
     <w:p/>
     <w:sectPr>
       <w:pgSz w:w="11906" w:h="16838"/>

--- a/Prog-Part-one-Poe-ST10474357.docx
+++ b/Prog-Part-one-Poe-ST10474357.docx
@@ -3229,6 +3229,67 @@
         </w:drawing>
       </w:r>
     </w:p>
+    <w:p>
+      <w:r>
+        <w:t>Create table Events</w:t>
+      </w:r>
+      <w:r>
+        <w:t xml:space="preserve"> and Categories</w:t>
+      </w:r>
+    </w:p>
+    <w:p>
+      <w:r>
+        <w:drawing>
+          <wp:inline distT="0" distB="0" distL="0" distR="0" wp14:anchorId="60AE1D43" wp14:editId="04D4AED9">
+            <wp:extent cx="5219700" cy="3832860"/>
+            <wp:effectExtent l="0" t="0" r="0" b="0"/>
+            <wp:docPr id="1915008527" name="Picture 11"/>
+            <wp:cNvGraphicFramePr>
+              <a:graphicFrameLocks xmlns:a="http://schemas.openxmlformats.org/drawingml/2006/main" noChangeAspect="1"/>
+            </wp:cNvGraphicFramePr>
+            <a:graphic xmlns:a="http://schemas.openxmlformats.org/drawingml/2006/main">
+              <a:graphicData uri="http://schemas.openxmlformats.org/drawingml/2006/picture">
+                <pic:pic xmlns:pic="http://schemas.openxmlformats.org/drawingml/2006/picture">
+                  <pic:nvPicPr>
+                    <pic:cNvPr id="0" name="Picture 27"/>
+                    <pic:cNvPicPr>
+                      <a:picLocks noChangeAspect="1" noChangeArrowheads="1"/>
+                    </pic:cNvPicPr>
+                  </pic:nvPicPr>
+                  <pic:blipFill>
+                    <a:blip r:embed="rId6">
+                      <a:extLst>
+                        <a:ext uri="{28A0092B-C50C-407E-A947-70E740481C1C}">
+                          <a14:useLocalDpi xmlns:a14="http://schemas.microsoft.com/office/drawing/2010/main" val="0"/>
+                        </a:ext>
+                      </a:extLst>
+                    </a:blip>
+                    <a:srcRect/>
+                    <a:stretch>
+                      <a:fillRect/>
+                    </a:stretch>
+                  </pic:blipFill>
+                  <pic:spPr bwMode="auto">
+                    <a:xfrm>
+                      <a:off x="0" y="0"/>
+                      <a:ext cx="5219700" cy="3832860"/>
+                    </a:xfrm>
+                    <a:prstGeom prst="rect">
+                      <a:avLst/>
+                    </a:prstGeom>
+                    <a:noFill/>
+                    <a:ln>
+                      <a:noFill/>
+                    </a:ln>
+                  </pic:spPr>
+                </pic:pic>
+              </a:graphicData>
+            </a:graphic>
+          </wp:inline>
+        </w:drawing>
+      </w:r>
+    </w:p>
+    <w:p/>
     <w:p/>
     <w:sectPr>
       <w:pgSz w:w="11906" w:h="16838"/>

--- a/Prog-Part-one-Poe-ST10474357.docx
+++ b/Prog-Part-one-Poe-ST10474357.docx
@@ -3289,6 +3289,65 @@
         </w:drawing>
       </w:r>
     </w:p>
+    <w:p>
+      <w:r>
+        <w:lastRenderedPageBreak/>
+        <w:t xml:space="preserve">Create tables Enrollments , Results and Payments , with primary keys and necessary foreign keys </w:t>
+      </w:r>
+    </w:p>
+    <w:p>
+      <w:r>
+        <w:drawing>
+          <wp:inline distT="0" distB="0" distL="0" distR="0" wp14:anchorId="5996F63D" wp14:editId="3F821640">
+            <wp:extent cx="5455920" cy="6065520"/>
+            <wp:effectExtent l="0" t="0" r="0" b="0"/>
+            <wp:docPr id="703399897" name="Picture 15"/>
+            <wp:cNvGraphicFramePr>
+              <a:graphicFrameLocks xmlns:a="http://schemas.openxmlformats.org/drawingml/2006/main" noChangeAspect="1"/>
+            </wp:cNvGraphicFramePr>
+            <a:graphic xmlns:a="http://schemas.openxmlformats.org/drawingml/2006/main">
+              <a:graphicData uri="http://schemas.openxmlformats.org/drawingml/2006/picture">
+                <pic:pic xmlns:pic="http://schemas.openxmlformats.org/drawingml/2006/picture">
+                  <pic:nvPicPr>
+                    <pic:cNvPr id="0" name="Picture 44"/>
+                    <pic:cNvPicPr>
+                      <a:picLocks noChangeAspect="1" noChangeArrowheads="1"/>
+                    </pic:cNvPicPr>
+                  </pic:nvPicPr>
+                  <pic:blipFill>
+                    <a:blip r:embed="rId7">
+                      <a:extLst>
+                        <a:ext uri="{28A0092B-C50C-407E-A947-70E740481C1C}">
+                          <a14:useLocalDpi xmlns:a14="http://schemas.microsoft.com/office/drawing/2010/main" val="0"/>
+                        </a:ext>
+                      </a:extLst>
+                    </a:blip>
+                    <a:srcRect/>
+                    <a:stretch>
+                      <a:fillRect/>
+                    </a:stretch>
+                  </pic:blipFill>
+                  <pic:spPr bwMode="auto">
+                    <a:xfrm>
+                      <a:off x="0" y="0"/>
+                      <a:ext cx="5455920" cy="6065520"/>
+                    </a:xfrm>
+                    <a:prstGeom prst="rect">
+                      <a:avLst/>
+                    </a:prstGeom>
+                    <a:noFill/>
+                    <a:ln>
+                      <a:noFill/>
+                    </a:ln>
+                  </pic:spPr>
+                </pic:pic>
+              </a:graphicData>
+            </a:graphic>
+          </wp:inline>
+        </w:drawing>
+      </w:r>
+    </w:p>
+    <w:p/>
     <w:p/>
     <w:p/>
     <w:sectPr>

--- a/Prog-Part-one-Poe-ST10474357.docx
+++ b/Prog-Part-one-Poe-ST10474357.docx
@@ -3348,6 +3348,65 @@
       </w:r>
     </w:p>
     <w:p/>
+    <w:p/>
+    <w:p>
+      <w:r>
+        <w:t>Create Table Results with necessary primary keys foreign keys and start insert statement with the required data.</w:t>
+      </w:r>
+    </w:p>
+    <w:p>
+      <w:r>
+        <w:lastRenderedPageBreak/>
+        <w:drawing>
+          <wp:inline distT="0" distB="0" distL="0" distR="0" wp14:anchorId="65A76D86" wp14:editId="65DB25F9">
+            <wp:extent cx="5731510" cy="4352925"/>
+            <wp:effectExtent l="0" t="0" r="2540" b="9525"/>
+            <wp:docPr id="666985284" name="Picture 17"/>
+            <wp:cNvGraphicFramePr>
+              <a:graphicFrameLocks xmlns:a="http://schemas.openxmlformats.org/drawingml/2006/main" noChangeAspect="1"/>
+            </wp:cNvGraphicFramePr>
+            <a:graphic xmlns:a="http://schemas.openxmlformats.org/drawingml/2006/main">
+              <a:graphicData uri="http://schemas.openxmlformats.org/drawingml/2006/picture">
+                <pic:pic xmlns:pic="http://schemas.openxmlformats.org/drawingml/2006/picture">
+                  <pic:nvPicPr>
+                    <pic:cNvPr id="0" name="Picture 51"/>
+                    <pic:cNvPicPr>
+                      <a:picLocks noChangeAspect="1" noChangeArrowheads="1"/>
+                    </pic:cNvPicPr>
+                  </pic:nvPicPr>
+                  <pic:blipFill>
+                    <a:blip r:embed="rId8">
+                      <a:extLst>
+                        <a:ext uri="{28A0092B-C50C-407E-A947-70E740481C1C}">
+                          <a14:useLocalDpi xmlns:a14="http://schemas.microsoft.com/office/drawing/2010/main" val="0"/>
+                        </a:ext>
+                      </a:extLst>
+                    </a:blip>
+                    <a:srcRect/>
+                    <a:stretch>
+                      <a:fillRect/>
+                    </a:stretch>
+                  </pic:blipFill>
+                  <pic:spPr bwMode="auto">
+                    <a:xfrm>
+                      <a:off x="0" y="0"/>
+                      <a:ext cx="5731510" cy="4352925"/>
+                    </a:xfrm>
+                    <a:prstGeom prst="rect">
+                      <a:avLst/>
+                    </a:prstGeom>
+                    <a:noFill/>
+                    <a:ln>
+                      <a:noFill/>
+                    </a:ln>
+                  </pic:spPr>
+                </pic:pic>
+              </a:graphicData>
+            </a:graphic>
+          </wp:inline>
+        </w:drawing>
+      </w:r>
+    </w:p>
     <w:p/>
     <w:p/>
     <w:sectPr>

--- a/Prog-Part-one-Poe-ST10474357.docx
+++ b/Prog-Part-one-Poe-ST10474357.docx
@@ -3407,6 +3407,69 @@
         </w:drawing>
       </w:r>
     </w:p>
+    <w:p/>
+    <w:p>
+      <w:r>
+        <w:t xml:space="preserve">Completion of the insert and update statements </w:t>
+      </w:r>
+    </w:p>
+    <w:p>
+      <w:r>
+        <w:rPr>
+          <w:noProof/>
+        </w:rPr>
+        <w:lastRenderedPageBreak/>
+        <w:drawing>
+          <wp:inline distT="0" distB="0" distL="0" distR="0" wp14:anchorId="65530387" wp14:editId="7FE77306">
+            <wp:extent cx="5731510" cy="4544060"/>
+            <wp:effectExtent l="0" t="0" r="2540" b="8890"/>
+            <wp:docPr id="141304496" name="Picture 18"/>
+            <wp:cNvGraphicFramePr>
+              <a:graphicFrameLocks xmlns:a="http://schemas.openxmlformats.org/drawingml/2006/main" noChangeAspect="1"/>
+            </wp:cNvGraphicFramePr>
+            <a:graphic xmlns:a="http://schemas.openxmlformats.org/drawingml/2006/main">
+              <a:graphicData uri="http://schemas.openxmlformats.org/drawingml/2006/picture">
+                <pic:pic xmlns:pic="http://schemas.openxmlformats.org/drawingml/2006/picture">
+                  <pic:nvPicPr>
+                    <pic:cNvPr id="0" name="Picture 53"/>
+                    <pic:cNvPicPr>
+                      <a:picLocks noChangeAspect="1" noChangeArrowheads="1"/>
+                    </pic:cNvPicPr>
+                  </pic:nvPicPr>
+                  <pic:blipFill>
+                    <a:blip r:embed="rId9">
+                      <a:extLst>
+                        <a:ext uri="{28A0092B-C50C-407E-A947-70E740481C1C}">
+                          <a14:useLocalDpi xmlns:a14="http://schemas.microsoft.com/office/drawing/2010/main" val="0"/>
+                        </a:ext>
+                      </a:extLst>
+                    </a:blip>
+                    <a:srcRect/>
+                    <a:stretch>
+                      <a:fillRect/>
+                    </a:stretch>
+                  </pic:blipFill>
+                  <pic:spPr bwMode="auto">
+                    <a:xfrm>
+                      <a:off x="0" y="0"/>
+                      <a:ext cx="5731510" cy="4544060"/>
+                    </a:xfrm>
+                    <a:prstGeom prst="rect">
+                      <a:avLst/>
+                    </a:prstGeom>
+                    <a:noFill/>
+                    <a:ln>
+                      <a:noFill/>
+                    </a:ln>
+                  </pic:spPr>
+                </pic:pic>
+              </a:graphicData>
+            </a:graphic>
+          </wp:inline>
+        </w:drawing>
+      </w:r>
+    </w:p>
+    <w:p/>
     <w:p/>
     <w:p/>
     <w:sectPr>

--- a/Prog-Part-one-Poe-ST10474357.docx
+++ b/Prog-Part-one-Poe-ST10474357.docx
@@ -3471,6 +3471,59 @@
     </w:p>
     <w:p/>
     <w:p/>
+    <w:p>
+      <w:r>
+        <w:lastRenderedPageBreak/>
+        <w:drawing>
+          <wp:inline distT="0" distB="0" distL="0" distR="0" wp14:anchorId="081A1A99" wp14:editId="477D6901">
+            <wp:extent cx="5731510" cy="4279900"/>
+            <wp:effectExtent l="0" t="0" r="2540" b="6350"/>
+            <wp:docPr id="862586797" name="Picture 20"/>
+            <wp:cNvGraphicFramePr>
+              <a:graphicFrameLocks xmlns:a="http://schemas.openxmlformats.org/drawingml/2006/main" noChangeAspect="1"/>
+            </wp:cNvGraphicFramePr>
+            <a:graphic xmlns:a="http://schemas.openxmlformats.org/drawingml/2006/main">
+              <a:graphicData uri="http://schemas.openxmlformats.org/drawingml/2006/picture">
+                <pic:pic xmlns:pic="http://schemas.openxmlformats.org/drawingml/2006/picture">
+                  <pic:nvPicPr>
+                    <pic:cNvPr id="0" name="Picture 60"/>
+                    <pic:cNvPicPr>
+                      <a:picLocks noChangeAspect="1" noChangeArrowheads="1"/>
+                    </pic:cNvPicPr>
+                  </pic:nvPicPr>
+                  <pic:blipFill>
+                    <a:blip r:embed="rId10">
+                      <a:extLst>
+                        <a:ext uri="{28A0092B-C50C-407E-A947-70E740481C1C}">
+                          <a14:useLocalDpi xmlns:a14="http://schemas.microsoft.com/office/drawing/2010/main" val="0"/>
+                        </a:ext>
+                      </a:extLst>
+                    </a:blip>
+                    <a:srcRect/>
+                    <a:stretch>
+                      <a:fillRect/>
+                    </a:stretch>
+                  </pic:blipFill>
+                  <pic:spPr bwMode="auto">
+                    <a:xfrm>
+                      <a:off x="0" y="0"/>
+                      <a:ext cx="5731510" cy="4279900"/>
+                    </a:xfrm>
+                    <a:prstGeom prst="rect">
+                      <a:avLst/>
+                    </a:prstGeom>
+                    <a:noFill/>
+                    <a:ln>
+                      <a:noFill/>
+                    </a:ln>
+                  </pic:spPr>
+                </pic:pic>
+              </a:graphicData>
+            </a:graphic>
+          </wp:inline>
+        </w:drawing>
+      </w:r>
+    </w:p>
     <w:p/>
     <w:sectPr>
       <w:pgSz w:w="11906" w:h="16838"/>

--- a/Prog-Part-one-Poe-ST10474357.docx
+++ b/Prog-Part-one-Poe-ST10474357.docx
@@ -53,50 +53,47 @@
         <w:t>Explanation</w:t>
       </w:r>
     </w:p>
-    <w:p/>
     <w:p>
       <w:r>
-        <w:t xml:space="preserve">1.User Table : Has all the </w:t>
-      </w:r>
-      <w:r>
-        <w:t>users’</w:t>
-      </w:r>
-      <w:r>
-        <w:t xml:space="preserve"> details </w:t>
+        <w:t xml:space="preserve">The diagram </w:t>
+      </w:r>
+      <w:r>
+        <w:t>centres</w:t>
+      </w:r>
+      <w:r>
+        <w:t xml:space="preserve"> on Users who interact with the system in two ways: a user can Organise one or more Events (0..* to 0.., meaning an event may or may not have an organiser and a user may organise many events), and a user can Make one or more Enrollments (1.. to 1..), representing their participation in a specific category of an event. Each Event Belongs to one or more Categories, and each Category can belong to multiple events (</w:t>
+      </w:r>
+      <w:proofErr w:type="gramStart"/>
+      <w:r>
+        <w:t>1..</w:t>
+      </w:r>
+      <w:proofErr w:type="gramEnd"/>
+      <w:r>
+        <w:t xml:space="preserve"> to 1..), since an event might offer several categories (e.g., 5km, 10km races). Enrollments then Receive a link to Categories (1.. to 1..*), tying a participant's registration to the specific category they signed up for. Once enrolled, each Enrollment Has exactly one corresponding Result (1..1 to 1..1), capturing that participant's outcome (position, finish time, start time). Similarly, each Enrollment Has exactly one Payment (</w:t>
+      </w:r>
+      <w:proofErr w:type="gramStart"/>
+      <w:r>
+        <w:t>1..</w:t>
+      </w:r>
+      <w:proofErr w:type="gramEnd"/>
+      <w:r>
+        <w:t xml:space="preserve">1 to 1..1), recording how that participant paid for their entry. Overall, the flow moves from Users → Events → Categories → Enrollments → Results/Payments, </w:t>
+      </w:r>
+      <w:r>
+        <w:t>modelling</w:t>
+      </w:r>
+      <w:r>
+        <w:t xml:space="preserve"> a typical event-registration and results-tracking system (e.g., for races or competitions).</w:t>
       </w:r>
     </w:p>
     <w:p>
       <w:r>
-        <w:t>2. Events Has all the event details.</w:t>
-      </w:r>
-    </w:p>
-    <w:p>
-      <w:r>
-        <w:t>3.Category Has all the categories in detail</w:t>
-      </w:r>
-    </w:p>
-    <w:p>
-      <w:r>
-        <w:t xml:space="preserve">4.Payment Has all the payment details </w:t>
-      </w:r>
-    </w:p>
-    <w:p>
-      <w:r>
-        <w:t xml:space="preserve">5.Enrollment Has all the details about the </w:t>
-      </w:r>
-      <w:r>
-        <w:t>enrolments</w:t>
-      </w:r>
-    </w:p>
-    <w:p/>
-    <w:p>
-      <w:r>
         <w:lastRenderedPageBreak/>
         <w:drawing>
-          <wp:inline distT="0" distB="0" distL="0" distR="0" wp14:anchorId="7EBFEF52" wp14:editId="244D05D7">
-            <wp:extent cx="4801016" cy="5616427"/>
-            <wp:effectExtent l="0" t="0" r="0" b="3810"/>
-            <wp:docPr id="638921092" name="Picture 1"/>
+          <wp:inline distT="0" distB="0" distL="0" distR="0" wp14:anchorId="2183A092" wp14:editId="51B3CCB7">
+            <wp:extent cx="5235394" cy="5806943"/>
+            <wp:effectExtent l="0" t="0" r="3810" b="3810"/>
+            <wp:docPr id="2013477447" name="Picture 1"/>
             <wp:cNvGraphicFramePr>
               <a:graphicFrameLocks xmlns:a="http://schemas.openxmlformats.org/drawingml/2006/main" noChangeAspect="1"/>
             </wp:cNvGraphicFramePr>
@@ -104,7 +101,7 @@
               <a:graphicData uri="http://schemas.openxmlformats.org/drawingml/2006/picture">
                 <pic:pic xmlns:pic="http://schemas.openxmlformats.org/drawingml/2006/picture">
                   <pic:nvPicPr>
-                    <pic:cNvPr id="638921092" name=""/>
+                    <pic:cNvPr id="2013477447" name=""/>
                     <pic:cNvPicPr/>
                   </pic:nvPicPr>
                   <pic:blipFill>
@@ -116,7 +113,7 @@
                   <pic:spPr>
                     <a:xfrm>
                       <a:off x="0" y="0"/>
-                      <a:ext cx="4801016" cy="5616427"/>
+                      <a:ext cx="5235394" cy="5806943"/>
                     </a:xfrm>
                     <a:prstGeom prst="rect">
                       <a:avLst/>
@@ -157,17 +154,17 @@
     </w:p>
     <w:p>
       <w:r>
-        <w:t xml:space="preserve">This section details the API endpoint architecture and functional operations, outlining how client requests are processed, validated, and executed across the application lifecycle. Built upon RESTful principles, the API exposes structured endpoints for authentication, entity management, and system monitoring, using standardized HTTP methods (GET, POST, </w:t>
+        <w:t xml:space="preserve">This section details the API endpoint architecture and functional operations, outlining how client requests are processed, validated, and executed across the application lifecycle. Built upon RESTful principles, the API exposes structured endpoints for authentication, entity management, and system monitoring, using standardized HTTP </w:t>
+      </w:r>
+      <w:r>
+        <w:lastRenderedPageBreak/>
+        <w:t xml:space="preserve">methods (GET, POST, </w:t>
       </w:r>
       <w:r>
         <w:t>PUT</w:t>
       </w:r>
       <w:r>
-        <w:t xml:space="preserve">, DELETE) to manage resources efficiently. When a request </w:t>
-      </w:r>
-      <w:r>
-        <w:lastRenderedPageBreak/>
-        <w:t>hits the system, it passes through a security and middleware pipeline</w:t>
+        <w:t>, DELETE) to manage resources efficiently. When a request hits the system, it passes through a security and middleware pipeline</w:t>
       </w:r>
       <w:r>
         <w:t xml:space="preserve">  </w:t>
@@ -886,6 +883,7 @@
           </w:tcPr>
           <w:p>
             <w:r>
+              <w:lastRenderedPageBreak/>
               <w:t>GET</w:t>
             </w:r>
           </w:p>
@@ -906,11 +904,7 @@
           </w:tcPr>
           <w:p>
             <w:r>
-              <w:t xml:space="preserve">Gets the logged in organisers </w:t>
-            </w:r>
-            <w:r>
-              <w:lastRenderedPageBreak/>
-              <w:t xml:space="preserve">information and displays </w:t>
+              <w:t xml:space="preserve">Gets the logged in organisers information and displays </w:t>
             </w:r>
           </w:p>
         </w:tc>
@@ -920,7 +914,6 @@
           </w:tcPr>
           <w:p>
             <w:r>
-              <w:lastRenderedPageBreak/>
               <w:t>Any</w:t>
             </w:r>
           </w:p>
@@ -952,7 +945,6 @@
           </w:tcPr>
           <w:p>
             <w:r>
-              <w:lastRenderedPageBreak/>
               <w:t>404: User not found</w:t>
             </w:r>
           </w:p>
@@ -960,7 +952,6 @@
           <w:p/>
           <w:p>
             <w:r>
-              <w:lastRenderedPageBreak/>
               <w:t>401: Access denied</w:t>
             </w:r>
           </w:p>
@@ -976,7 +967,6 @@
           </w:tcPr>
           <w:p>
             <w:r>
-              <w:lastRenderedPageBreak/>
               <w:t>PUT</w:t>
             </w:r>
           </w:p>

--- a/Prog-Part-one-Poe-ST10474357.docx
+++ b/Prog-Part-one-Poe-ST10474357.docx
@@ -29,7 +29,29 @@
     <w:p/>
     <w:p>
       <w:r>
-        <w:t>In this part of the assignment, I will be designing how the POE will work and be structured , this is a comprehensive guide on how the project will function and how data handling will be executed responsibly and thoroughly.</w:t>
+        <w:t xml:space="preserve">In this part of the </w:t>
+      </w:r>
+      <w:proofErr w:type="gramStart"/>
+      <w:r>
+        <w:t>assignment</w:t>
+      </w:r>
+      <w:proofErr w:type="gramEnd"/>
+      <w:r>
+        <w:t xml:space="preserve"> I will be discussing </w:t>
+      </w:r>
+      <w:proofErr w:type="gramStart"/>
+      <w:r>
+        <w:t>The</w:t>
+      </w:r>
+      <w:proofErr w:type="gramEnd"/>
+      <w:r>
+        <w:t xml:space="preserve"> architecture of an event management and enrollment system, where organizers plan events and participants enroll, pay, and examine results</w:t>
+      </w:r>
+      <w:r>
+        <w:t xml:space="preserve"> </w:t>
+      </w:r>
+      <w:r>
+        <w:t>which makes up Part One of the Portfolio of Evidence (POE). The Entity Relationship Diagram (ERD) and the connections between the main entities are shown in Section A. The RESTful API endpoint plan, including roles, routes, and anticipated answers, is described in Section B. SQL scripts for table construction and data manipulation are used in Section C to illustrate the database implementation.</w:t>
       </w:r>
     </w:p>
     <w:p/>
@@ -77,7 +99,39 @@
       </w:r>
       <w:proofErr w:type="gramEnd"/>
       <w:r>
-        <w:t xml:space="preserve">1 to 1..1), recording how that participant paid for their entry. Overall, the flow moves from Users → Events → Categories → Enrollments → Results/Payments, </w:t>
+        <w:t xml:space="preserve">1 to 1..1), recording how that participant paid for their entry. Overall, the flow moves from Users </w:t>
+      </w:r>
+      <w:r>
+        <w:t>,</w:t>
+      </w:r>
+      <w:r>
+        <w:t xml:space="preserve">Events Categories </w:t>
+      </w:r>
+      <w:r>
+        <w:t>,</w:t>
+      </w:r>
+      <w:r>
+        <w:t xml:space="preserve">Enrollments </w:t>
+      </w:r>
+      <w:r>
+        <w:t xml:space="preserve">, </w:t>
+      </w:r>
+      <w:r>
+        <w:t>Results</w:t>
+      </w:r>
+      <w:r>
+        <w:t xml:space="preserve"> </w:t>
+      </w:r>
+      <w:proofErr w:type="gramStart"/>
+      <w:r>
+        <w:t>And</w:t>
+      </w:r>
+      <w:proofErr w:type="gramEnd"/>
+      <w:r>
+        <w:t xml:space="preserve"> </w:t>
+      </w:r>
+      <w:r>
+        <w:t xml:space="preserve">Payments, </w:t>
       </w:r>
       <w:r>
         <w:t>modelling</w:t>
@@ -4461,6 +4515,41 @@
       </w:tblBorders>
     </w:tblPr>
   </w:style>
+  <w:style w:type="character" w:styleId="Hyperlink">
+    <w:name w:val="Hyperlink"/>
+    <w:basedOn w:val="DefaultParagraphFont"/>
+    <w:uiPriority w:val="99"/>
+    <w:unhideWhenUsed/>
+    <w:rsid w:val="00023CD3"/>
+    <w:rPr>
+      <w:color w:val="467886" w:themeColor="hyperlink"/>
+      <w:u w:val="single"/>
+    </w:rPr>
+  </w:style>
+  <w:style w:type="character" w:styleId="UnresolvedMention">
+    <w:name w:val="Unresolved Mention"/>
+    <w:basedOn w:val="DefaultParagraphFont"/>
+    <w:uiPriority w:val="99"/>
+    <w:semiHidden/>
+    <w:unhideWhenUsed/>
+    <w:rsid w:val="00023CD3"/>
+    <w:rPr>
+      <w:color w:val="605E5C"/>
+      <w:shd w:val="clear" w:color="auto" w:fill="E1DFDD"/>
+    </w:rPr>
+  </w:style>
+  <w:style w:type="character" w:styleId="FollowedHyperlink">
+    <w:name w:val="FollowedHyperlink"/>
+    <w:basedOn w:val="DefaultParagraphFont"/>
+    <w:uiPriority w:val="99"/>
+    <w:semiHidden/>
+    <w:unhideWhenUsed/>
+    <w:rsid w:val="00023CD3"/>
+    <w:rPr>
+      <w:color w:val="96607D" w:themeColor="followedHyperlink"/>
+      <w:u w:val="single"/>
+    </w:rPr>
+  </w:style>
 </w:styles>
 </file>
 

--- a/Prog-Part-one-Poe-ST10474357.docx
+++ b/Prog-Part-one-Poe-ST10474357.docx
@@ -29,23 +29,10 @@
     <w:p/>
     <w:p>
       <w:r>
-        <w:t xml:space="preserve">In this part of the </w:t>
-      </w:r>
-      <w:proofErr w:type="gramStart"/>
-      <w:r>
-        <w:t>assignment</w:t>
-      </w:r>
-      <w:proofErr w:type="gramEnd"/>
-      <w:r>
-        <w:t xml:space="preserve"> I will be discussing </w:t>
-      </w:r>
-      <w:proofErr w:type="gramStart"/>
-      <w:r>
-        <w:t>The</w:t>
-      </w:r>
-      <w:proofErr w:type="gramEnd"/>
-      <w:r>
-        <w:t xml:space="preserve"> architecture of an event management and enrollment system, where organizers plan events and participants enroll, pay, and examine results</w:t>
+        <w:t xml:space="preserve">In this part of the assignment I will be discussing </w:t>
+      </w:r>
+      <w:r>
+        <w:t>The architecture of an event management and enrollment system, where organizers plan events and participants enroll, pay, and examine results</w:t>
       </w:r>
       <w:r>
         <w:t xml:space="preserve"> </w:t>
@@ -83,23 +70,7 @@
         <w:t>centres</w:t>
       </w:r>
       <w:r>
-        <w:t xml:space="preserve"> on Users who interact with the system in two ways: a user can Organise one or more Events (0..* to 0.., meaning an event may or may not have an organiser and a user may organise many events), and a user can Make one or more Enrollments (1.. to 1..), representing their participation in a specific category of an event. Each Event Belongs to one or more Categories, and each Category can belong to multiple events (</w:t>
-      </w:r>
-      <w:proofErr w:type="gramStart"/>
-      <w:r>
-        <w:t>1..</w:t>
-      </w:r>
-      <w:proofErr w:type="gramEnd"/>
-      <w:r>
-        <w:t xml:space="preserve"> to 1..), since an event might offer several categories (e.g., 5km, 10km races). Enrollments then Receive a link to Categories (1.. to 1..*), tying a participant's registration to the specific category they signed up for. Once enrolled, each Enrollment Has exactly one corresponding Result (1..1 to 1..1), capturing that participant's outcome (position, finish time, start time). Similarly, each Enrollment Has exactly one Payment (</w:t>
-      </w:r>
-      <w:proofErr w:type="gramStart"/>
-      <w:r>
-        <w:t>1..</w:t>
-      </w:r>
-      <w:proofErr w:type="gramEnd"/>
-      <w:r>
-        <w:t xml:space="preserve">1 to 1..1), recording how that participant paid for their entry. Overall, the flow moves from Users </w:t>
+        <w:t xml:space="preserve"> on Users who interact with the system in two ways: a user can Organise one or more Events (0..* to 0.., meaning an event may or may not have an organiser and a user may organise many events), and a user can Make one or more Enrollments (1.. to 1..), representing their participation in a specific category of an event. Each Event Belongs to one or more Categories, and each Category can belong to multiple events (1.. to 1..), since an event might offer several categories (e.g., 5km, 10km races). Enrollments then Receive a link to Categories (1.. to 1..*), tying a participant's registration to the specific category they signed up for. Once enrolled, each Enrollment Has exactly one corresponding Result (1..1 to 1..1), capturing that participant's outcome (position, finish time, start time). Similarly, each Enrollment Has exactly one Payment (1..1 to 1..1), recording how that participant paid for their entry. Overall, the flow moves from Users </w:t>
       </w:r>
       <w:r>
         <w:t>,</w:t>
@@ -120,15 +91,7 @@
         <w:t>Results</w:t>
       </w:r>
       <w:r>
-        <w:t xml:space="preserve"> </w:t>
-      </w:r>
-      <w:proofErr w:type="gramStart"/>
-      <w:r>
-        <w:t>And</w:t>
-      </w:r>
-      <w:proofErr w:type="gramEnd"/>
-      <w:r>
-        <w:t xml:space="preserve"> </w:t>
+        <w:t xml:space="preserve"> And </w:t>
       </w:r>
       <w:r>
         <w:t xml:space="preserve">Payments, </w:t>
@@ -3566,6 +3529,70 @@
             </a:graphic>
           </wp:inline>
         </w:drawing>
+      </w:r>
+    </w:p>
+    <w:p>
+      <w:r>
+        <w:t xml:space="preserve">REFERENCE LIST </w:t>
+      </w:r>
+    </w:p>
+    <w:p>
+      <w:r>
+        <w:t xml:space="preserve">Microsoft (2024) </w:t>
+      </w:r>
+      <w:r>
+        <w:rPr>
+          <w:i/>
+          <w:iCs/>
+        </w:rPr>
+        <w:t>API design best practices</w:t>
+      </w:r>
+      <w:r>
+        <w:t xml:space="preserve">. Available at: </w:t>
+      </w:r>
+      <w:hyperlink r:id="rId11" w:history="1">
+        <w:r>
+          <w:rPr>
+            <w:rStyle w:val="Hyperlink"/>
+          </w:rPr>
+          <w:t>https://learn.microsoft.com/en-u</w:t>
+        </w:r>
+        <w:r>
+          <w:rPr>
+            <w:rStyle w:val="Hyperlink"/>
+          </w:rPr>
+          <w:t>s</w:t>
+        </w:r>
+        <w:r>
+          <w:rPr>
+            <w:rStyle w:val="Hyperlink"/>
+          </w:rPr>
+          <w:t>/azure/architecture/best-practi</w:t>
+        </w:r>
+        <w:r>
+          <w:rPr>
+            <w:rStyle w:val="Hyperlink"/>
+          </w:rPr>
+          <w:t>c</w:t>
+        </w:r>
+        <w:r>
+          <w:rPr>
+            <w:rStyle w:val="Hyperlink"/>
+          </w:rPr>
+          <w:t>es/api-design</w:t>
+        </w:r>
+      </w:hyperlink>
+      <w:r>
+        <w:t xml:space="preserve"> </w:t>
+      </w:r>
+      <w:r>
+        <w:t>[</w:t>
+      </w:r>
+      <w:r>
+        <w:t>Accessed: 4 September 2026</w:t>
+      </w:r>
+      <w:r>
+        <w:t>]</w:t>
       </w:r>
     </w:p>
     <w:p/>

--- a/Prog-Part-one-Poe-ST10474357.docx
+++ b/Prog-Part-one-Poe-ST10474357.docx
@@ -3593,6 +3593,98 @@
       </w:r>
       <w:r>
         <w:t>]</w:t>
+      </w:r>
+      <w:r>
+        <w:t>.</w:t>
+      </w:r>
+    </w:p>
+    <w:p>
+      <w:r>
+        <w:t xml:space="preserve">Elmasri, R. and Navathe, S.B. (2016) </w:t>
+      </w:r>
+      <w:r>
+        <w:rPr>
+          <w:i/>
+          <w:iCs/>
+        </w:rPr>
+        <w:t>Fundamentals of database systems</w:t>
+      </w:r>
+      <w:r>
+        <w:t>. 7th edn. Boston: Pearson.</w:t>
+      </w:r>
+    </w:p>
+    <w:p>
+      <w:r>
+        <w:t xml:space="preserve">OWASP Foundation (n.d.) </w:t>
+      </w:r>
+      <w:r>
+        <w:rPr>
+          <w:i/>
+          <w:iCs/>
+        </w:rPr>
+        <w:t>REST security cheat sheet</w:t>
+      </w:r>
+      <w:r>
+        <w:t xml:space="preserve">. Available at: </w:t>
+      </w:r>
+      <w:hyperlink r:id="rId12" w:history="1">
+        <w:r>
+          <w:rPr>
+            <w:rStyle w:val="Hyperlink"/>
+          </w:rPr>
+          <w:t>https://cheats</w:t>
+        </w:r>
+        <w:r>
+          <w:rPr>
+            <w:rStyle w:val="Hyperlink"/>
+          </w:rPr>
+          <w:t>h</w:t>
+        </w:r>
+        <w:r>
+          <w:rPr>
+            <w:rStyle w:val="Hyperlink"/>
+          </w:rPr>
+          <w:t>eetseries.owasp.org/chea</w:t>
+        </w:r>
+        <w:r>
+          <w:rPr>
+            <w:rStyle w:val="Hyperlink"/>
+          </w:rPr>
+          <w:t>t</w:t>
+        </w:r>
+        <w:r>
+          <w:rPr>
+            <w:rStyle w:val="Hyperlink"/>
+          </w:rPr>
+          <w:t>sheets/RE</w:t>
+        </w:r>
+        <w:r>
+          <w:rPr>
+            <w:rStyle w:val="Hyperlink"/>
+          </w:rPr>
+          <w:t>S</w:t>
+        </w:r>
+        <w:r>
+          <w:rPr>
+            <w:rStyle w:val="Hyperlink"/>
+          </w:rPr>
+          <w:t>T_Security_Cheat_Sheet.html</w:t>
+        </w:r>
+      </w:hyperlink>
+      <w:r>
+        <w:t xml:space="preserve"> </w:t>
+      </w:r>
+      <w:r>
+        <w:t>[</w:t>
+      </w:r>
+      <w:r>
+        <w:t>Accessed: 4 September 2026</w:t>
+      </w:r>
+      <w:r>
+        <w:t>]</w:t>
+      </w:r>
+      <w:r>
+        <w:t>.</w:t>
       </w:r>
     </w:p>
     <w:p/>
